--- a/docs/notes/intro.docx
+++ b/docs/notes/intro.docx
@@ -7,13 +7,7 @@
         <w:pStyle w:val="Title"/>
       </w:pPr>
       <w:r>
-        <w:t xml:space="preserve">Course</w:t>
-      </w:r>
-      <w:r>
-        <w:t xml:space="preserve"> </w:t>
-      </w:r>
-      <w:r>
-        <w:t xml:space="preserve">introduction</w:t>
+        <w:t xml:space="preserve">Course introduction</w:t>
       </w:r>
     </w:p>
     <w:p>
@@ -21,19 +15,7 @@
         <w:pStyle w:val="Date"/>
       </w:pPr>
       <w:r>
-        <w:t xml:space="preserve">15</w:t>
-      </w:r>
-      <w:r>
-        <w:t xml:space="preserve"> </w:t>
-      </w:r>
-      <w:r>
-        <w:t xml:space="preserve">Oct</w:t>
-      </w:r>
-      <w:r>
-        <w:t xml:space="preserve"> </w:t>
-      </w:r>
-      <w:r>
-        <w:t xml:space="preserve">2023</w:t>
+        <w:t xml:space="preserve">06 Aug 2025</w:t>
       </w:r>
     </w:p>
     <w:bookmarkStart w:id="21" w:name="land-acknowledgement"/>
@@ -56,13 +38,7 @@
         <w:t xml:space="preserve"> </w:t>
       </w:r>
       <w:r>
-        <w:t xml:space="preserve">“</w:t>
-      </w:r>
-      <w:r>
-        <w:t xml:space="preserve">Dish with One Spoon</w:t>
-      </w:r>
-      <w:r>
-        <w:t xml:space="preserve">”</w:t>
+        <w:t xml:space="preserve">“Dish with One Spoon”</w:t>
       </w:r>
       <w:r>
         <w:t xml:space="preserve"> </w:t>
@@ -72,8 +48,8 @@
       </w:r>
       <w:r>
         <w:rPr>
+          <w:b/>
           <w:bCs/>
-          <w:b/>
         </w:rPr>
         <w:t xml:space="preserve">Why?</w:t>
       </w:r>
@@ -91,24 +67,9 @@
           <w:rPr>
             <w:rStyle w:val="Hyperlink"/>
           </w:rPr>
-          <w:t xml:space="preserve">“</w:t>
-        </w:r>
-        <w:r>
-          <w:rPr>
-            <w:rStyle w:val="Hyperlink"/>
-          </w:rPr>
-          <w:t xml:space="preserve">Beyond Territorial Acknowledgements</w:t>
-        </w:r>
-        <w:r>
-          <w:rPr>
-            <w:rStyle w:val="Hyperlink"/>
-          </w:rPr>
-          <w:t xml:space="preserve">”</w:t>
+          <w:t xml:space="preserve">“Beyond Territorial Acknowledgements”</w:t>
         </w:r>
       </w:hyperlink>
-      <w:r>
-        <w:t xml:space="preserve">)</w:t>
-      </w:r>
     </w:p>
     <w:bookmarkEnd w:id="21"/>
     <w:bookmarkStart w:id="22" w:name="course-goals"/>
@@ -126,8 +87,8 @@
       </w:pPr>
       <w:r>
         <w:rPr>
+          <w:b/>
           <w:bCs/>
-          <w:b/>
         </w:rPr>
         <w:t xml:space="preserve">Primary</w:t>
       </w:r>
@@ -145,8 +106,8 @@
       </w:r>
       <w:r>
         <w:rPr>
+          <w:i/>
           <w:iCs/>
-          <w:i/>
         </w:rPr>
         <w:t xml:space="preserve">of</w:t>
       </w:r>
@@ -175,8 +136,8 @@
       </w:pPr>
       <w:r>
         <w:rPr>
+          <w:b/>
           <w:bCs/>
-          <w:b/>
         </w:rPr>
         <w:t xml:space="preserve">Secondary</w:t>
       </w:r>
@@ -231,11 +192,11 @@
     </w:p>
     <w:p>
       <w:pPr>
+        <w:pStyle w:val="Compact"/>
         <w:numPr>
           <w:ilvl w:val="0"/>
           <w:numId w:val="1001"/>
         </w:numPr>
-        <w:pStyle w:val="Compact"/>
       </w:pPr>
       <w:r>
         <w:t xml:space="preserve">attend and participate in class (on time); do the reading; ask questions</w:t>
@@ -263,19 +224,19 @@
       </w:r>
       <w:r>
         <w:rPr>
+          <w:i/>
           <w:iCs/>
-          <w:i/>
         </w:rPr>
         <w:t xml:space="preserve">Please let me know if you can’t participate in class discussion (shyness, internet/remote-participation issues, etc.).</w:t>
       </w:r>
     </w:p>
     <w:p>
       <w:pPr>
+        <w:pStyle w:val="Compact"/>
         <w:numPr>
           <w:ilvl w:val="0"/>
           <w:numId w:val="1001"/>
         </w:numPr>
-        <w:pStyle w:val="Compact"/>
       </w:pPr>
       <w:r>
         <w:t xml:space="preserve">know basic ecological and evolutionary principles (from BIO 1M03, 2C03,</w:t>
@@ -291,22 +252,22 @@
       </w:r>
       <w:r>
         <w:rPr>
+          <w:b/>
           <w:bCs/>
-          <w:b/>
         </w:rPr>
         <w:t xml:space="preserve">to ask questions, in or out of</w:t>
       </w:r>
       <w:r>
         <w:rPr>
+          <w:b/>
           <w:bCs/>
+        </w:rPr>
+        <w:t xml:space="preserve"> </w:t>
+      </w:r>
+      <w:r>
+        <w:rPr>
           <w:b/>
-        </w:rPr>
-        <w:t xml:space="preserve"> </w:t>
-      </w:r>
-      <w:r>
-        <w:rPr>
           <w:bCs/>
-          <w:b/>
         </w:rPr>
         <w:t xml:space="preserve">class, when you don’t understand something</w:t>
       </w:r>
@@ -328,11 +289,11 @@
     </w:p>
     <w:p>
       <w:pPr>
+        <w:pStyle w:val="Compact"/>
         <w:numPr>
           <w:ilvl w:val="0"/>
           <w:numId w:val="1001"/>
         </w:numPr>
-        <w:pStyle w:val="Compact"/>
       </w:pPr>
       <w:r>
         <w:t xml:space="preserve">behave responsibly in online and in-person settings</w:t>
@@ -340,11 +301,11 @@
     </w:p>
     <w:p>
       <w:pPr>
+        <w:pStyle w:val="Compact"/>
         <w:numPr>
           <w:ilvl w:val="0"/>
           <w:numId w:val="1001"/>
         </w:numPr>
-        <w:pStyle w:val="Compact"/>
       </w:pPr>
       <w:r>
         <w:t xml:space="preserve">do your own work, don’t plagiarize, reference sources appropriately, credit group work appropriately: see</w:t>
@@ -366,14 +327,14 @@
     </w:p>
     <w:p>
       <w:pPr>
+        <w:pStyle w:val="Compact"/>
         <w:numPr>
           <w:ilvl w:val="0"/>
           <w:numId w:val="1001"/>
         </w:numPr>
-        <w:pStyle w:val="Compact"/>
-      </w:pPr>
-      <w:r>
-        <w:t xml:space="preserve">Let me know whenever you use generative AI (see</w:t>
+      </w:pPr>
+      <w:r>
+        <w:t xml:space="preserve">Appropriate use of generative AI (see</w:t>
       </w:r>
       <w:r>
         <w:t xml:space="preserve"> </w:t>
@@ -402,11 +363,11 @@
     </w:p>
     <w:p>
       <w:pPr>
+        <w:pStyle w:val="Compact"/>
         <w:numPr>
           <w:ilvl w:val="0"/>
           <w:numId w:val="1002"/>
         </w:numPr>
-        <w:pStyle w:val="Compact"/>
       </w:pPr>
       <w:r>
         <w:t xml:space="preserve">See</w:t>
@@ -444,7 +405,7 @@
         <w:t xml:space="preserve"> </w:t>
       </w:r>
       <w:r>
-        <w:t xml:space="preserve">secondary literature and discuss them in class every Thursday (starting September 14). I hope to do reading-based interactions on Perusall, still working out the details.</w:t>
+        <w:t xml:space="preserve">secondary literature and discuss them in class every Friday (starting September 12). I hope to do reading-based interactions on Perusall, still working out the details.</w:t>
       </w:r>
     </w:p>
     <w:bookmarkEnd w:id="28"/>
@@ -459,11 +420,11 @@
     </w:p>
     <w:p>
       <w:pPr>
+        <w:pStyle w:val="Compact"/>
         <w:numPr>
           <w:ilvl w:val="0"/>
           <w:numId w:val="1003"/>
         </w:numPr>
-        <w:pStyle w:val="Compact"/>
       </w:pPr>
       <w:r>
         <w:t xml:space="preserve">I will post lecture notes beforehand; recordings will be available by request. Don’t expect them to be comprehensive.</w:t>
@@ -471,11 +432,11 @@
     </w:p>
     <w:p>
       <w:pPr>
+        <w:pStyle w:val="Compact"/>
         <w:numPr>
           <w:ilvl w:val="0"/>
           <w:numId w:val="1003"/>
         </w:numPr>
-        <w:pStyle w:val="Compact"/>
       </w:pPr>
       <w:r>
         <w:t xml:space="preserve">There will be some</w:t>
@@ -484,13 +445,7 @@
         <w:t xml:space="preserve"> </w:t>
       </w:r>
       <w:r>
-        <w:t xml:space="preserve">‘</w:t>
-      </w:r>
-      <w:r>
-        <w:t xml:space="preserve">spoiler</w:t>
-      </w:r>
-      <w:r>
-        <w:t xml:space="preserve">’</w:t>
+        <w:t xml:space="preserve">‘spoiler’</w:t>
       </w:r>
       <w:r>
         <w:t xml:space="preserve"> </w:t>
@@ -501,11 +456,11 @@
     </w:p>
     <w:p>
       <w:pPr>
+        <w:pStyle w:val="Compact"/>
         <w:numPr>
           <w:ilvl w:val="0"/>
           <w:numId w:val="1003"/>
         </w:numPr>
-        <w:pStyle w:val="Compact"/>
       </w:pPr>
       <w:r>
         <w:t xml:space="preserve">If you prefer notes in another format, ask.</w:t>
@@ -531,11 +486,11 @@
     </w:p>
     <w:p>
       <w:pPr>
+        <w:pStyle w:val="Compact"/>
         <w:numPr>
           <w:ilvl w:val="0"/>
           <w:numId w:val="1004"/>
         </w:numPr>
-        <w:pStyle w:val="Compact"/>
       </w:pPr>
       <w:r>
         <w:t xml:space="preserve">We will give you lots of feedback. Grading will be based primarily on evidence of appropriate effort, critical thinking, and creativity (and improvement).</w:t>
@@ -543,11 +498,11 @@
     </w:p>
     <w:p>
       <w:pPr>
+        <w:pStyle w:val="Compact"/>
         <w:numPr>
           <w:ilvl w:val="0"/>
           <w:numId w:val="1004"/>
         </w:numPr>
-        <w:pStyle w:val="Compact"/>
       </w:pPr>
       <w:r>
         <w:t xml:space="preserve">The</w:t>
@@ -572,11 +527,11 @@
     </w:p>
     <w:p>
       <w:pPr>
+        <w:pStyle w:val="Compact"/>
         <w:numPr>
           <w:ilvl w:val="0"/>
           <w:numId w:val="1004"/>
         </w:numPr>
-        <w:pStyle w:val="Compact"/>
       </w:pPr>
       <w:r>
         <w:t xml:space="preserve">Here are some of my</w:t>
@@ -594,7 +549,7 @@
       </w:hyperlink>
     </w:p>
     <w:bookmarkEnd w:id="32"/>
-    <w:bookmarkStart w:id="34" w:name="referencing"/>
+    <w:bookmarkStart w:id="33" w:name="referencing"/>
     <w:p>
       <w:pPr>
         <w:pStyle w:val="Heading1"/>
@@ -605,11 +560,11 @@
     </w:p>
     <w:p>
       <w:pPr>
+        <w:pStyle w:val="Compact"/>
         <w:numPr>
           <w:ilvl w:val="0"/>
           <w:numId w:val="1005"/>
         </w:numPr>
-        <w:pStyle w:val="Compact"/>
       </w:pPr>
       <w:r>
         <w:t xml:space="preserve">Primary literature (usually journal articles) is best</w:t>
@@ -617,11 +572,11 @@
     </w:p>
     <w:p>
       <w:pPr>
+        <w:pStyle w:val="Compact"/>
         <w:numPr>
           <w:ilvl w:val="0"/>
           <w:numId w:val="1005"/>
         </w:numPr>
-        <w:pStyle w:val="Compact"/>
       </w:pPr>
       <w:r>
         <w:t xml:space="preserve">Wikipedia is a great start and generally reliable. You should often dig down into the references</w:t>
@@ -629,11 +584,11 @@
     </w:p>
     <w:p>
       <w:pPr>
+        <w:pStyle w:val="Compact"/>
         <w:numPr>
           <w:ilvl w:val="0"/>
           <w:numId w:val="1005"/>
         </w:numPr>
-        <w:pStyle w:val="Compact"/>
       </w:pPr>
       <w:r>
         <w:t xml:space="preserve">Google Scholar is great (use the</w:t>
@@ -656,11 +611,11 @@
     </w:p>
     <w:p>
       <w:pPr>
+        <w:pStyle w:val="Compact"/>
         <w:numPr>
           <w:ilvl w:val="0"/>
           <w:numId w:val="1005"/>
         </w:numPr>
-        <w:pStyle w:val="Compact"/>
       </w:pPr>
       <w:r>
         <w:t xml:space="preserve">follow references backward and forward</w:t>
@@ -668,41 +623,18 @@
     </w:p>
     <w:p>
       <w:pPr>
+        <w:pStyle w:val="Compact"/>
         <w:numPr>
           <w:ilvl w:val="0"/>
           <w:numId w:val="1005"/>
         </w:numPr>
-        <w:pStyle w:val="Compact"/>
       </w:pPr>
       <w:r>
         <w:t xml:space="preserve">Other web resources are OK, reputable sources (CDC, WHO, …) preferred</w:t>
       </w:r>
     </w:p>
-    <w:p>
-      <w:pPr>
-        <w:numPr>
-          <w:ilvl w:val="0"/>
-          <w:numId w:val="1005"/>
-        </w:numPr>
-        <w:pStyle w:val="Compact"/>
-      </w:pPr>
-      <w:r>
-        <w:t xml:space="preserve">check out</w:t>
-      </w:r>
-      <w:r>
-        <w:t xml:space="preserve"> </w:t>
-      </w:r>
-      <w:hyperlink r:id="rId33">
-        <w:r>
-          <w:rPr>
-            <w:rStyle w:val="Hyperlink"/>
-          </w:rPr>
-          <w:t xml:space="preserve">pro-med mail</w:t>
-        </w:r>
-      </w:hyperlink>
-    </w:p>
-    <w:bookmarkEnd w:id="34"/>
-    <w:bookmarkStart w:id="36" w:name="citations"/>
+    <w:bookmarkEnd w:id="33"/>
+    <w:bookmarkStart w:id="35" w:name="citations"/>
     <w:p>
       <w:pPr>
         <w:pStyle w:val="Heading1"/>
@@ -713,32 +645,32 @@
     </w:p>
     <w:p>
       <w:pPr>
+        <w:pStyle w:val="Compact"/>
         <w:numPr>
           <w:ilvl w:val="0"/>
           <w:numId w:val="1006"/>
         </w:numPr>
-        <w:pStyle w:val="Compact"/>
       </w:pPr>
       <w:r>
         <w:rPr>
+          <w:b/>
           <w:bCs/>
-          <w:b/>
         </w:rPr>
         <w:t xml:space="preserve">Cite anything you use</w:t>
       </w:r>
     </w:p>
     <w:p>
       <w:pPr>
+        <w:pStyle w:val="Compact"/>
         <w:numPr>
           <w:ilvl w:val="0"/>
           <w:numId w:val="1006"/>
         </w:numPr>
-        <w:pStyle w:val="Compact"/>
       </w:pPr>
       <w:r>
         <w:rPr>
+          <w:b/>
           <w:bCs/>
-          <w:b/>
         </w:rPr>
         <w:t xml:space="preserve">Never cite anything you haven’t read</w:t>
       </w:r>
@@ -752,13 +684,7 @@
         <w:t xml:space="preserve"> </w:t>
       </w:r>
       <w:r>
-        <w:t xml:space="preserve">“</w:t>
-      </w:r>
-      <w:r>
-        <w:t xml:space="preserve">Jones 1910, referenced by Smith (1999)</w:t>
-      </w:r>
-      <w:r>
-        <w:t xml:space="preserve">”</w:t>
+        <w:t xml:space="preserve">“Jones 1910, referenced by Smith (1999)”</w:t>
       </w:r>
       <w:r>
         <w:t xml:space="preserve">)</w:t>
@@ -766,11 +692,11 @@
     </w:p>
     <w:p>
       <w:pPr>
+        <w:pStyle w:val="Compact"/>
         <w:numPr>
           <w:ilvl w:val="0"/>
           <w:numId w:val="1006"/>
         </w:numPr>
-        <w:pStyle w:val="Compact"/>
       </w:pPr>
       <w:r>
         <w:t xml:space="preserve">Use whatever</w:t>
@@ -780,8 +706,8 @@
       </w:r>
       <w:r>
         <w:rPr>
+          <w:i/>
           <w:iCs/>
-          <w:i/>
         </w:rPr>
         <w:t xml:space="preserve">complete</w:t>
       </w:r>
@@ -794,11 +720,11 @@
     </w:p>
     <w:p>
       <w:pPr>
+        <w:pStyle w:val="Compact"/>
         <w:numPr>
           <w:ilvl w:val="0"/>
           <w:numId w:val="1006"/>
         </w:numPr>
-        <w:pStyle w:val="Compact"/>
       </w:pPr>
       <w:r>
         <w:t xml:space="preserve">Articles: include authors, year, source (journal title), volume/issue/page numbers, DOI if possible. URL alone is insufficient.</w:t>
@@ -806,11 +732,11 @@
     </w:p>
     <w:p>
       <w:pPr>
+        <w:pStyle w:val="Compact"/>
         <w:numPr>
           <w:ilvl w:val="0"/>
           <w:numId w:val="1006"/>
         </w:numPr>
-        <w:pStyle w:val="Compact"/>
       </w:pPr>
       <w:r>
         <w:t xml:space="preserve">For web resources include author/title/date, access date, URL. Reputable resources preferred (Wikipedia, CDC, WHO, …)</w:t>
@@ -818,11 +744,11 @@
     </w:p>
     <w:p>
       <w:pPr>
+        <w:pStyle w:val="Compact"/>
         <w:numPr>
           <w:ilvl w:val="0"/>
           <w:numId w:val="1006"/>
         </w:numPr>
-        <w:pStyle w:val="Compact"/>
       </w:pPr>
       <w:r>
         <w:t xml:space="preserve">I strongly recommend that you use a bibliographic database system.</w:t>
@@ -830,7 +756,7 @@
       <w:r>
         <w:t xml:space="preserve"> </w:t>
       </w:r>
-      <w:hyperlink r:id="rId35">
+      <w:hyperlink r:id="rId34">
         <w:r>
           <w:rPr>
             <w:rStyle w:val="Hyperlink"/>
@@ -845,8 +771,8 @@
         <w:t xml:space="preserve">is my favourite.</w:t>
       </w:r>
     </w:p>
-    <w:bookmarkEnd w:id="36"/>
-    <w:bookmarkStart w:id="38" w:name="reading-papers"/>
+    <w:bookmarkEnd w:id="35"/>
+    <w:bookmarkStart w:id="37" w:name="reading-papers"/>
     <w:p>
       <w:pPr>
         <w:pStyle w:val="Heading1"/>
@@ -857,11 +783,11 @@
     </w:p>
     <w:p>
       <w:pPr>
+        <w:pStyle w:val="Compact"/>
         <w:numPr>
           <w:ilvl w:val="0"/>
           <w:numId w:val="1007"/>
         </w:numPr>
-        <w:pStyle w:val="Compact"/>
       </w:pPr>
       <w:r>
         <w:t xml:space="preserve">Reading research papers (primary literature) is hard but important</w:t>
@@ -869,11 +795,11 @@
     </w:p>
     <w:p>
       <w:pPr>
+        <w:pStyle w:val="Compact"/>
         <w:numPr>
           <w:ilvl w:val="0"/>
           <w:numId w:val="1007"/>
         </w:numPr>
-        <w:pStyle w:val="Compact"/>
       </w:pPr>
       <w:r>
         <w:t xml:space="preserve">Carey, Steiner, and Petri Jr (2020)</w:t>
@@ -884,7 +810,7 @@
       <w:r>
         <w:t xml:space="preserve"> </w:t>
       </w:r>
-      <w:hyperlink r:id="rId37">
+      <w:hyperlink r:id="rId36">
         <w:r>
           <w:rPr>
             <w:rStyle w:val="Hyperlink"/>
@@ -895,11 +821,11 @@
     </w:p>
     <w:p>
       <w:pPr>
+        <w:pStyle w:val="Compact"/>
         <w:numPr>
           <w:ilvl w:val="0"/>
           <w:numId w:val="1007"/>
         </w:numPr>
-        <w:pStyle w:val="Compact"/>
       </w:pPr>
       <w:r>
         <w:t xml:space="preserve">Focus first on introduction, figures, conclusions; try to get the big picture</w:t>
@@ -907,11 +833,11 @@
     </w:p>
     <w:p>
       <w:pPr>
+        <w:pStyle w:val="Compact"/>
         <w:numPr>
           <w:ilvl w:val="0"/>
           <w:numId w:val="1007"/>
         </w:numPr>
-        <w:pStyle w:val="Compact"/>
       </w:pPr>
       <w:r>
         <w:t xml:space="preserve">Try to understand the overarching logic. What are the questions? What are the primary data? (How) do the data and the arguments in the paper go together to answer the questions?</w:t>
@@ -919,32 +845,20 @@
     </w:p>
     <w:p>
       <w:pPr>
+        <w:pStyle w:val="Compact"/>
         <w:numPr>
           <w:ilvl w:val="0"/>
           <w:numId w:val="1007"/>
         </w:numPr>
-        <w:pStyle w:val="Compact"/>
-      </w:pPr>
-      <w:r>
-        <w:t xml:space="preserve">“</w:t>
-      </w:r>
-      <w:r>
-        <w:t xml:space="preserve">What if they did X?</w:t>
-      </w:r>
-      <w:r>
-        <w:t xml:space="preserve">”</w:t>
-      </w:r>
-      <w:r>
-        <w:t xml:space="preserve"> </w:t>
-      </w:r>
-      <w:r>
-        <w:t xml:space="preserve">“</w:t>
-      </w:r>
-      <w:r>
-        <w:t xml:space="preserve">Why didn’t they do Y?</w:t>
-      </w:r>
-      <w:r>
-        <w:t xml:space="preserve">”</w:t>
+      </w:pPr>
+      <w:r>
+        <w:t xml:space="preserve">“What if they did X?”</w:t>
+      </w:r>
+      <w:r>
+        <w:t xml:space="preserve"> </w:t>
+      </w:r>
+      <w:r>
+        <w:t xml:space="preserve">“Why didn’t they do Y?”</w:t>
       </w:r>
       <w:r>
         <w:t xml:space="preserve"> </w:t>
@@ -955,11 +869,11 @@
     </w:p>
     <w:p>
       <w:pPr>
+        <w:pStyle w:val="Compact"/>
         <w:numPr>
           <w:ilvl w:val="0"/>
           <w:numId w:val="1007"/>
         </w:numPr>
-        <w:pStyle w:val="Compact"/>
       </w:pPr>
       <w:r>
         <w:t xml:space="preserve">Try not to get bogged down in details, unless you have time and energy.</w:t>
@@ -967,11 +881,11 @@
     </w:p>
     <w:p>
       <w:pPr>
+        <w:pStyle w:val="Compact"/>
         <w:numPr>
           <w:ilvl w:val="0"/>
           <w:numId w:val="1007"/>
         </w:numPr>
-        <w:pStyle w:val="Compact"/>
       </w:pPr>
       <w:r>
         <w:t xml:space="preserve">Math and statistics</w:t>
@@ -979,11 +893,11 @@
     </w:p>
     <w:p>
       <w:pPr>
+        <w:pStyle w:val="Compact"/>
         <w:numPr>
           <w:ilvl w:val="1"/>
           <w:numId w:val="1008"/>
         </w:numPr>
-        <w:pStyle w:val="Compact"/>
       </w:pPr>
       <w:r>
         <w:t xml:space="preserve">don’t panic</w:t>
@@ -991,11 +905,11 @@
     </w:p>
     <w:p>
       <w:pPr>
+        <w:pStyle w:val="Compact"/>
         <w:numPr>
           <w:ilvl w:val="1"/>
           <w:numId w:val="1008"/>
         </w:numPr>
-        <w:pStyle w:val="Compact"/>
       </w:pPr>
       <w:r>
         <w:t xml:space="preserve">connect verbal descriptions → model equations and model results (figures or equations) → verbal conclusions</w:t>
@@ -1003,11 +917,11 @@
     </w:p>
     <w:p>
       <w:pPr>
+        <w:pStyle w:val="Compact"/>
         <w:numPr>
           <w:ilvl w:val="1"/>
           <w:numId w:val="1008"/>
         </w:numPr>
-        <w:pStyle w:val="Compact"/>
       </w:pPr>
       <w:r>
         <w:t xml:space="preserve">e.g. </w:t>
@@ -1071,18 +985,18 @@
     </w:p>
     <w:p>
       <w:pPr>
+        <w:pStyle w:val="Compact"/>
         <w:numPr>
           <w:ilvl w:val="0"/>
           <w:numId w:val="1007"/>
         </w:numPr>
-        <w:pStyle w:val="Compact"/>
       </w:pPr>
       <w:r>
         <w:t xml:space="preserve">Don’t be afraid to ask questions</w:t>
       </w:r>
     </w:p>
-    <w:bookmarkEnd w:id="38"/>
-    <w:bookmarkStart w:id="45" w:name="topics"/>
+    <w:bookmarkEnd w:id="37"/>
+    <w:bookmarkStart w:id="44" w:name="topics"/>
     <w:p>
       <w:pPr>
         <w:pStyle w:val="Heading1"/>
@@ -1093,11 +1007,11 @@
     </w:p>
     <w:p>
       <w:pPr>
+        <w:pStyle w:val="Compact"/>
         <w:numPr>
           <w:ilvl w:val="0"/>
           <w:numId w:val="1009"/>
         </w:numPr>
-        <w:pStyle w:val="Compact"/>
       </w:pPr>
       <w:r>
         <w:t xml:space="preserve">Way too much interesting stuff:</w:t>
@@ -1105,23 +1019,17 @@
     </w:p>
     <w:p>
       <w:pPr>
+        <w:pStyle w:val="Compact"/>
         <w:numPr>
           <w:ilvl w:val="1"/>
           <w:numId w:val="1010"/>
         </w:numPr>
-        <w:pStyle w:val="Compact"/>
       </w:pPr>
       <w:r>
         <w:t xml:space="preserve">how does the ecology (</w:t>
       </w:r>
       <w:r>
-        <w:t xml:space="preserve">“</w:t>
-      </w:r>
-      <w:r>
-        <w:t xml:space="preserve">distribution and abundance</w:t>
-      </w:r>
-      <w:r>
-        <w:t xml:space="preserve">”</w:t>
+        <w:t xml:space="preserve">“distribution and abundance”</w:t>
       </w:r>
       <w:r>
         <w:t xml:space="preserve">) of parasites/ID work? Classic ID epidemiology, population dynamics. Variation in space and time.</w:t>
@@ -1129,11 +1037,11 @@
     </w:p>
     <w:p>
       <w:pPr>
+        <w:pStyle w:val="Compact"/>
         <w:numPr>
           <w:ilvl w:val="1"/>
           <w:numId w:val="1010"/>
         </w:numPr>
-        <w:pStyle w:val="Compact"/>
       </w:pPr>
       <w:r>
         <w:t xml:space="preserve">how do parasites/ID evolve? Phylogenetics, population genetics; phenotypes, genotypes</w:t>
@@ -1141,11 +1049,11 @@
     </w:p>
     <w:p>
       <w:pPr>
+        <w:pStyle w:val="Compact"/>
         <w:numPr>
           <w:ilvl w:val="1"/>
           <w:numId w:val="1010"/>
         </w:numPr>
-        <w:pStyle w:val="Compact"/>
       </w:pPr>
       <w:r>
         <w:t xml:space="preserve">how do parasites/ID affect the ecology of their hosts? Biocontrol, conservation biology, apparent competition, trophic cascades</w:t>
@@ -1153,11 +1061,11 @@
     </w:p>
     <w:p>
       <w:pPr>
+        <w:pStyle w:val="Compact"/>
         <w:numPr>
           <w:ilvl w:val="1"/>
           <w:numId w:val="1010"/>
         </w:numPr>
-        <w:pStyle w:val="Compact"/>
       </w:pPr>
       <w:r>
         <w:t xml:space="preserve">how do parasites/ID affect the evolution of their hosts? Coevolution</w:t>
@@ -1165,11 +1073,11 @@
     </w:p>
     <w:p>
       <w:pPr>
+        <w:pStyle w:val="Compact"/>
         <w:numPr>
           <w:ilvl w:val="0"/>
           <w:numId w:val="1009"/>
         </w:numPr>
-        <w:pStyle w:val="Compact"/>
       </w:pPr>
       <w:r>
         <w:t xml:space="preserve">The important questions:</w:t>
@@ -1177,16 +1085,16 @@
     </w:p>
     <w:p>
       <w:pPr>
+        <w:pStyle w:val="Compact"/>
         <w:numPr>
           <w:ilvl w:val="1"/>
           <w:numId w:val="1011"/>
         </w:numPr>
-        <w:pStyle w:val="Compact"/>
       </w:pPr>
       <w:r>
         <w:rPr>
+          <w:b/>
           <w:bCs/>
-          <w:b/>
         </w:rPr>
         <w:t xml:space="preserve">How do we know?</w:t>
       </w:r>
@@ -1199,16 +1107,16 @@
     </w:p>
     <w:p>
       <w:pPr>
+        <w:pStyle w:val="Compact"/>
         <w:numPr>
           <w:ilvl w:val="1"/>
           <w:numId w:val="1011"/>
         </w:numPr>
-        <w:pStyle w:val="Compact"/>
       </w:pPr>
       <w:r>
         <w:rPr>
+          <w:b/>
           <w:bCs/>
-          <w:b/>
         </w:rPr>
         <w:t xml:space="preserve">So what?</w:t>
       </w:r>
@@ -1219,7 +1127,7 @@
         <w:t xml:space="preserve">Why are we bothering with the details of a certain fact or definition?</w:t>
       </w:r>
     </w:p>
-    <w:bookmarkStart w:id="44" w:name="references"/>
+    <w:bookmarkStart w:id="43" w:name="references"/>
     <w:p>
       <w:pPr>
         <w:pStyle w:val="Heading2"/>
@@ -1228,8 +1136,8 @@
         <w:t xml:space="preserve">References</w:t>
       </w:r>
     </w:p>
-    <w:bookmarkStart w:id="43" w:name="refs"/>
-    <w:bookmarkStart w:id="40" w:name="ref-carey_ten_2020"/>
+    <w:bookmarkStart w:id="42" w:name="refs"/>
+    <w:bookmarkStart w:id="39" w:name="ref-carey_ten_2020"/>
     <w:p>
       <w:pPr>
         <w:pStyle w:val="Bibliography"/>
@@ -1248,8 +1156,8 @@
       </w:r>
       <w:r>
         <w:rPr>
+          <w:i/>
           <w:iCs/>
-          <w:i/>
         </w:rPr>
         <w:t xml:space="preserve">PLOS Computational Biology</w:t>
       </w:r>
@@ -1262,7 +1170,7 @@
       <w:r>
         <w:t xml:space="preserve"> </w:t>
       </w:r>
-      <w:hyperlink r:id="rId39">
+      <w:hyperlink r:id="rId38">
         <w:r>
           <w:rPr>
             <w:rStyle w:val="Hyperlink"/>
@@ -1274,8 +1182,8 @@
         <w:t xml:space="preserve">.</w:t>
       </w:r>
     </w:p>
-    <w:bookmarkEnd w:id="40"/>
-    <w:bookmarkStart w:id="42" w:name="ref-Perry1963"/>
+    <w:bookmarkEnd w:id="39"/>
+    <w:bookmarkStart w:id="41" w:name="ref-Perry1963"/>
     <w:p>
       <w:pPr>
         <w:pStyle w:val="Bibliography"/>
@@ -1300,8 +1208,8 @@
       </w:r>
       <w:r>
         <w:rPr>
+          <w:i/>
           <w:iCs/>
-          <w:i/>
         </w:rPr>
         <w:t xml:space="preserve">The Writer’s Home Companion: An Anthology of the World’s Best Writing Advice, from Keats to Kunitz</w:t>
       </w:r>
@@ -1311,7 +1219,7 @@
       <w:r>
         <w:t xml:space="preserve"> </w:t>
       </w:r>
-      <w:hyperlink r:id="rId41">
+      <w:hyperlink r:id="rId40">
         <w:r>
           <w:rPr>
             <w:rStyle w:val="Hyperlink"/>
@@ -1323,10 +1231,10 @@
         <w:t xml:space="preserve">.</w:t>
       </w:r>
     </w:p>
+    <w:bookmarkEnd w:id="41"/>
     <w:bookmarkEnd w:id="42"/>
     <w:bookmarkEnd w:id="43"/>
     <w:bookmarkEnd w:id="44"/>
-    <w:bookmarkEnd w:id="45"/>
     <w:sectPr/>
   </w:body>
 </w:document>
@@ -1358,14 +1266,14 @@
 <file path=word/numbering.xml><?xml version="1.0" encoding="utf-8"?>
 <w:numbering xmlns:w="http://schemas.openxmlformats.org/wordprocessingml/2006/main">
   <w:abstractNum w:abstractNumId="990">
-    <w:nsid w:val="A990"/>
+    <w:nsid w:val="0000A990"/>
     <w:multiLevelType w:val="multilevel"/>
     <w:lvl w:ilvl="0">
       <w:numFmt w:val="bullet"/>
       <w:lvlText w:val=" "/>
       <w:lvlJc w:val="left"/>
       <w:pPr>
-        <w:ind w:left="720" w:hanging="480"/>
+        <w:ind w:left="720" w:hanging="360"/>
       </w:pPr>
     </w:lvl>
     <w:lvl w:ilvl="1">
@@ -1373,7 +1281,7 @@
       <w:lvlText w:val=" "/>
       <w:lvlJc w:val="left"/>
       <w:pPr>
-        <w:ind w:left="1440" w:hanging="480"/>
+        <w:ind w:left="1440" w:hanging="360"/>
       </w:pPr>
     </w:lvl>
     <w:lvl w:ilvl="2">
@@ -1381,7 +1289,7 @@
       <w:lvlText w:val=" "/>
       <w:lvlJc w:val="left"/>
       <w:pPr>
-        <w:ind w:left="2160" w:hanging="480"/>
+        <w:ind w:left="2160" w:hanging="360"/>
       </w:pPr>
     </w:lvl>
     <w:lvl w:ilvl="3">
@@ -1389,7 +1297,7 @@
       <w:lvlText w:val=" "/>
       <w:lvlJc w:val="left"/>
       <w:pPr>
-        <w:ind w:left="2880" w:hanging="480"/>
+        <w:ind w:left="2880" w:hanging="360"/>
       </w:pPr>
     </w:lvl>
     <w:lvl w:ilvl="4">
@@ -1397,7 +1305,7 @@
       <w:lvlText w:val=" "/>
       <w:lvlJc w:val="left"/>
       <w:pPr>
-        <w:ind w:left="3600" w:hanging="480"/>
+        <w:ind w:left="3600" w:hanging="360"/>
       </w:pPr>
     </w:lvl>
     <w:lvl w:ilvl="5">
@@ -1405,7 +1313,7 @@
       <w:lvlText w:val=" "/>
       <w:lvlJc w:val="left"/>
       <w:pPr>
-        <w:ind w:left="4320" w:hanging="480"/>
+        <w:ind w:left="4320" w:hanging="360"/>
       </w:pPr>
     </w:lvl>
     <w:lvl w:ilvl="6">
@@ -1413,7 +1321,7 @@
       <w:lvlText w:val=" "/>
       <w:lvlJc w:val="left"/>
       <w:pPr>
-        <w:ind w:left="5040" w:hanging="480"/>
+        <w:ind w:left="5040" w:hanging="360"/>
       </w:pPr>
     </w:lvl>
     <w:lvl w:ilvl="7">
@@ -1421,7 +1329,7 @@
       <w:lvlText w:val=" "/>
       <w:lvlJc w:val="left"/>
       <w:pPr>
-        <w:ind w:left="5760" w:hanging="480"/>
+        <w:ind w:left="5760" w:hanging="360"/>
       </w:pPr>
     </w:lvl>
     <w:lvl w:ilvl="8">
@@ -1429,84 +1337,111 @@
       <w:lvlText w:val=" "/>
       <w:lvlJc w:val="left"/>
       <w:pPr>
-        <w:ind w:left="6480" w:hanging="480"/>
+        <w:ind w:left="6480" w:hanging="360"/>
       </w:pPr>
     </w:lvl>
   </w:abstractNum>
   <w:abstractNum w:abstractNumId="991">
-    <w:nsid w:val="A991"/>
+    <w:nsid w:val="0000A991"/>
     <w:multiLevelType w:val="multilevel"/>
     <w:lvl w:ilvl="0">
       <w:numFmt w:val="bullet"/>
-      <w:lvlText w:val="•"/>
+      <w:lvlText w:val=""/>
       <w:lvlJc w:val="left"/>
       <w:pPr>
-        <w:ind w:left="720" w:hanging="480"/>
-      </w:pPr>
+        <w:ind w:left="720" w:hanging="360"/>
+      </w:pPr>
+      <w:rPr>
+        <w:rFonts w:ascii="Symbol" w:hAnsi="Symbol" w:cs="Symbol" w:hint="default"/>
+      </w:rPr>
     </w:lvl>
     <w:lvl w:ilvl="1">
       <w:numFmt w:val="bullet"/>
-      <w:lvlText w:val="–"/>
+      <w:lvlText w:val="o"/>
       <w:lvlJc w:val="left"/>
       <w:pPr>
-        <w:ind w:left="1440" w:hanging="480"/>
-      </w:pPr>
+        <w:ind w:left="1440" w:hanging="360"/>
+      </w:pPr>
+      <w:rPr>
+        <w:rFonts w:ascii="Courier New" w:hAnsi="Courier New" w:cs="Courier New" w:hint="default"/>
+      </w:rPr>
     </w:lvl>
     <w:lvl w:ilvl="2">
       <w:numFmt w:val="bullet"/>
-      <w:lvlText w:val="•"/>
+      <w:lvlText w:val=""/>
       <w:lvlJc w:val="left"/>
       <w:pPr>
-        <w:ind w:left="2160" w:hanging="480"/>
-      </w:pPr>
+        <w:ind w:left="2160" w:hanging="360"/>
+      </w:pPr>
+      <w:rPr>
+        <w:rFonts w:ascii="Wingdings" w:hAnsi="Wingdings" w:cs="Wingdings" w:hint="default"/>
+      </w:rPr>
     </w:lvl>
     <w:lvl w:ilvl="3">
       <w:numFmt w:val="bullet"/>
-      <w:lvlText w:val="–"/>
+      <w:lvlText w:val=""/>
       <w:lvlJc w:val="left"/>
       <w:pPr>
-        <w:ind w:left="2880" w:hanging="480"/>
-      </w:pPr>
+        <w:ind w:left="2880" w:hanging="360"/>
+      </w:pPr>
+      <w:rPr>
+        <w:rFonts w:ascii="Symbol" w:hAnsi="Symbol" w:cs="Symbol" w:hint="default"/>
+      </w:rPr>
     </w:lvl>
     <w:lvl w:ilvl="4">
       <w:numFmt w:val="bullet"/>
-      <w:lvlText w:val="•"/>
+      <w:lvlText w:val="o"/>
       <w:lvlJc w:val="left"/>
       <w:pPr>
-        <w:ind w:left="3600" w:hanging="480"/>
-      </w:pPr>
+        <w:ind w:left="3600" w:hanging="360"/>
+      </w:pPr>
+      <w:rPr>
+        <w:rFonts w:ascii="Courier New" w:hAnsi="Courier New" w:cs="Courier New" w:hint="default"/>
+      </w:rPr>
     </w:lvl>
     <w:lvl w:ilvl="5">
       <w:numFmt w:val="bullet"/>
-      <w:lvlText w:val="–"/>
+      <w:lvlText w:val=""/>
       <w:lvlJc w:val="left"/>
       <w:pPr>
-        <w:ind w:left="4320" w:hanging="480"/>
-      </w:pPr>
+        <w:ind w:left="4320" w:hanging="360"/>
+      </w:pPr>
+      <w:rPr>
+        <w:rFonts w:ascii="Wingdings" w:hAnsi="Wingdings" w:cs="Wingdings" w:hint="default"/>
+      </w:rPr>
     </w:lvl>
     <w:lvl w:ilvl="6">
       <w:numFmt w:val="bullet"/>
-      <w:lvlText w:val="•"/>
+      <w:lvlText w:val=""/>
       <w:lvlJc w:val="left"/>
       <w:pPr>
-        <w:ind w:left="5040" w:hanging="480"/>
-      </w:pPr>
+        <w:ind w:left="5040" w:hanging="360"/>
+      </w:pPr>
+      <w:rPr>
+        <w:rFonts w:ascii="Symbol" w:hAnsi="Symbol" w:cs="Symbol" w:hint="default"/>
+      </w:rPr>
     </w:lvl>
     <w:lvl w:ilvl="7">
       <w:numFmt w:val="bullet"/>
-      <w:lvlText w:val="–"/>
+      <w:lvlText w:val="o"/>
       <w:lvlJc w:val="left"/>
       <w:pPr>
-        <w:ind w:left="5760" w:hanging="480"/>
-      </w:pPr>
+        <w:ind w:left="5760" w:hanging="360"/>
+      </w:pPr>
+      <w:rPr>
+        <w:rFonts w:ascii="Courier New" w:hAnsi="Courier New" w:cs="Courier New" w:hint="default"/>
+      </w:rPr>
     </w:lvl>
     <w:lvl w:ilvl="8">
       <w:numFmt w:val="bullet"/>
-      <w:lvlText w:val="•"/>
+      <w:lvlText w:val=""/>
       <w:lvlJc w:val="left"/>
       <w:pPr>
-        <w:ind w:left="6480" w:hanging="480"/>
-      </w:pPr>
+        <w:ind w:left="6480" w:hanging="360"/>
+      </w:pPr>
+      <w:rPr>
+        <w:rFonts w:ascii="Wingdings" w:hAnsi="Wingdings" w:cs="Wingdings" w:hint="default"/>
+      </w:rPr>
     </w:lvl>
   </w:abstractNum>
   <w:num w:numId="1000">
@@ -1574,10 +1509,10 @@
     <w:name w:val="Body Text"/>
     <w:basedOn w:val="Normal"/>
     <w:link w:val="BodyTextChar"/>
+    <w:qFormat/>
     <w:pPr>
       <w:spacing w:after="180" w:before="180"/>
     </w:pPr>
-    <w:qFormat/>
   </w:style>
   <w:style w:customStyle="1" w:styleId="FirstParagraph" w:type="paragraph">
     <w:name w:val="First Paragraph"/>
@@ -1597,36 +1532,69 @@
     <w:name w:val="Title"/>
     <w:basedOn w:val="Normal"/>
     <w:next w:val="BodyText"/>
+    <w:link w:val="TitleChar"/>
+    <w:uiPriority w:val="10"/>
     <w:qFormat/>
+    <w:rsid w:val="00A10FD9"/>
     <w:pPr>
-      <w:keepNext/>
-      <w:keepLines/>
-      <w:spacing w:after="240" w:before="480"/>
+      <w:spacing w:after="80" w:line="240" w:lineRule="auto"/>
+      <w:contextualSpacing/>
       <w:jc w:val="center"/>
     </w:pPr>
     <w:rPr>
       <w:rFonts w:asciiTheme="majorHAnsi" w:cstheme="majorBidi" w:eastAsiaTheme="majorEastAsia" w:hAnsiTheme="majorHAnsi"/>
-      <w:b/>
-      <w:bCs/>
-      <w:color w:themeColor="accent1" w:themeShade="B5" w:val="345A8A"/>
-      <w:sz w:val="36"/>
-      <w:szCs w:val="36"/>
+      <w:spacing w:val="-10"/>
+      <w:kern w:val="28"/>
+      <w:sz w:val="56"/>
+      <w:szCs w:val="56"/>
+    </w:rPr>
+  </w:style>
+  <w:style w:customStyle="1" w:styleId="TitleChar" w:type="character">
+    <w:name w:val="Title Char"/>
+    <w:basedOn w:val="DefaultParagraphFont"/>
+    <w:link w:val="Title"/>
+    <w:uiPriority w:val="10"/>
+    <w:rsid w:val="00A10FD9"/>
+    <w:rPr>
+      <w:rFonts w:asciiTheme="majorHAnsi" w:cstheme="majorBidi" w:eastAsiaTheme="majorEastAsia" w:hAnsiTheme="majorHAnsi"/>
+      <w:spacing w:val="-10"/>
+      <w:kern w:val="28"/>
+      <w:sz w:val="56"/>
+      <w:szCs w:val="56"/>
     </w:rPr>
   </w:style>
   <w:style w:styleId="Subtitle" w:type="paragraph">
     <w:name w:val="Subtitle"/>
     <w:basedOn w:val="Title"/>
     <w:next w:val="BodyText"/>
+    <w:link w:val="SubtitleChar"/>
+    <w:uiPriority w:val="11"/>
     <w:qFormat/>
+    <w:rsid w:val="00A10FD9"/>
     <w:pPr>
-      <w:keepNext/>
-      <w:keepLines/>
-      <w:spacing w:after="240" w:before="240"/>
-      <w:jc w:val="center"/>
+      <w:numPr>
+        <w:ilvl w:val="1"/>
+      </w:numPr>
     </w:pPr>
     <w:rPr>
-      <w:sz w:val="30"/>
-      <w:szCs w:val="30"/>
+      <w:rFonts w:cstheme="majorBidi" w:eastAsiaTheme="majorEastAsia"/>
+      <w:spacing w:val="15"/>
+      <w:sz w:val="28"/>
+      <w:szCs w:val="28"/>
+    </w:rPr>
+  </w:style>
+  <w:style w:customStyle="1" w:styleId="SubtitleChar" w:type="character">
+    <w:name w:val="Subtitle Char"/>
+    <w:basedOn w:val="DefaultParagraphFont"/>
+    <w:link w:val="Subtitle"/>
+    <w:uiPriority w:val="11"/>
+    <w:rsid w:val="00A10FD9"/>
+    <w:rPr>
+      <w:rFonts w:cstheme="majorBidi" w:eastAsiaTheme="majorEastAsia"/>
+      <w:color w:themeColor="text1" w:themeTint="A6" w:val="595959"/>
+      <w:spacing w:val="15"/>
+      <w:sz w:val="28"/>
+      <w:szCs w:val="28"/>
     </w:rPr>
   </w:style>
   <w:style w:customStyle="1" w:styleId="Author" w:type="paragraph">
@@ -1657,15 +1625,13 @@
     <w:pPr>
       <w:keepNext/>
       <w:keepLines/>
+      <w:spacing w:after="0" w:before="300"/>
       <w:jc w:val="center"/>
-      <w:spacing w:after="0" w:before="300"/>
     </w:pPr>
     <w:rPr>
+      <w:b/>
       <w:sz w:val="20"/>
       <w:szCs w:val="20"/>
-      <w:b/>
-      <w:color w:val="345A8A"/>
-      &gt;
     </w:rPr>
   </w:style>
   <w:style w:customStyle="1" w:styleId="Abstract" w:type="paragraph">
@@ -1692,191 +1658,321 @@
     <w:rPr/>
   </w:style>
   <w:style w:styleId="Heading1" w:type="paragraph">
-    <w:name w:val="Heading 1"/>
+    <w:name w:val="heading 1"/>
     <w:basedOn w:val="Normal"/>
     <w:next w:val="BodyText"/>
+    <w:link w:val="Heading1Char"/>
     <w:uiPriority w:val="9"/>
     <w:qFormat/>
+    <w:rsid w:val="00A10FD9"/>
     <w:pPr>
       <w:keepNext/>
       <w:keepLines/>
-      <w:spacing w:after="0" w:before="480"/>
+      <w:spacing w:after="80" w:before="360"/>
       <w:outlineLvl w:val="0"/>
     </w:pPr>
     <w:rPr>
       <w:rFonts w:asciiTheme="majorHAnsi" w:cstheme="majorBidi" w:eastAsiaTheme="majorEastAsia" w:hAnsiTheme="majorHAnsi"/>
-      <w:b/>
-      <w:bCs/>
-      <w:color w:themeColor="accent1" w:val="4F81BD"/>
-      <w:sz w:val="32"/>
-      <w:szCs w:val="32"/>
+      <w:color w:themeColor="accent1" w:themeShade="BF" w:val="0F4761"/>
+      <w:sz w:val="40"/>
+      <w:szCs w:val="40"/>
     </w:rPr>
   </w:style>
   <w:style w:styleId="Heading2" w:type="paragraph">
-    <w:name w:val="Heading 2"/>
+    <w:name w:val="heading 2"/>
     <w:basedOn w:val="Normal"/>
     <w:next w:val="BodyText"/>
+    <w:link w:val="Heading2Char"/>
     <w:uiPriority w:val="9"/>
+    <w:semiHidden/>
     <w:unhideWhenUsed/>
     <w:qFormat/>
+    <w:rsid w:val="00A10FD9"/>
     <w:pPr>
       <w:keepNext/>
       <w:keepLines/>
-      <w:spacing w:after="0" w:before="200"/>
+      <w:spacing w:after="80" w:before="160"/>
       <w:outlineLvl w:val="1"/>
     </w:pPr>
     <w:rPr>
       <w:rFonts w:asciiTheme="majorHAnsi" w:cstheme="majorBidi" w:eastAsiaTheme="majorEastAsia" w:hAnsiTheme="majorHAnsi"/>
-      <w:b/>
-      <w:bCs/>
-      <w:color w:themeColor="accent1" w:val="4F81BD"/>
-      <w:sz w:val="28"/>
-      <w:szCs w:val="28"/>
+      <w:color w:themeColor="accent1" w:themeShade="BF" w:val="0F4761"/>
+      <w:sz w:val="32"/>
+      <w:szCs w:val="32"/>
     </w:rPr>
   </w:style>
   <w:style w:styleId="Heading3" w:type="paragraph">
-    <w:name w:val="Heading 3"/>
+    <w:name w:val="heading 3"/>
     <w:basedOn w:val="Normal"/>
     <w:next w:val="BodyText"/>
+    <w:link w:val="Heading3Char"/>
     <w:uiPriority w:val="9"/>
+    <w:semiHidden/>
     <w:unhideWhenUsed/>
     <w:qFormat/>
+    <w:rsid w:val="00A10FD9"/>
     <w:pPr>
       <w:keepNext/>
       <w:keepLines/>
-      <w:spacing w:after="0" w:before="200"/>
+      <w:spacing w:after="80" w:before="160"/>
       <w:outlineLvl w:val="2"/>
     </w:pPr>
     <w:rPr>
-      <w:rFonts w:asciiTheme="majorHAnsi" w:cstheme="majorBidi" w:eastAsiaTheme="majorEastAsia" w:hAnsiTheme="majorHAnsi"/>
-      <w:b/>
-      <w:bCs/>
-      <w:color w:themeColor="accent1" w:val="4F81BD"/>
-      <w:sz w:val="24"/>
-      <w:szCs w:val="24"/>
+      <w:rFonts w:cstheme="majorBidi" w:eastAsiaTheme="majorEastAsia"/>
+      <w:color w:themeColor="accent1" w:themeShade="BF" w:val="0F4761"/>
+      <w:sz w:val="28"/>
+      <w:szCs w:val="28"/>
     </w:rPr>
   </w:style>
   <w:style w:styleId="Heading4" w:type="paragraph">
-    <w:name w:val="Heading 4"/>
+    <w:name w:val="heading 4"/>
     <w:basedOn w:val="Normal"/>
     <w:next w:val="BodyText"/>
+    <w:link w:val="Heading4Char"/>
     <w:uiPriority w:val="9"/>
+    <w:semiHidden/>
     <w:unhideWhenUsed/>
     <w:qFormat/>
+    <w:rsid w:val="00A10FD9"/>
     <w:pPr>
       <w:keepNext/>
       <w:keepLines/>
-      <w:spacing w:after="0" w:before="200"/>
+      <w:spacing w:after="40" w:before="80"/>
       <w:outlineLvl w:val="3"/>
     </w:pPr>
     <w:rPr>
-      <w:rFonts w:asciiTheme="majorHAnsi" w:cstheme="majorBidi" w:eastAsiaTheme="majorEastAsia" w:hAnsiTheme="majorHAnsi"/>
+      <w:rFonts w:cstheme="majorBidi" w:eastAsiaTheme="majorEastAsia"/>
       <w:i/>
-      <w:bCs/>
-      <w:color w:themeColor="accent1" w:val="4F81BD"/>
-      <w:sz w:val="24"/>
-      <w:szCs w:val="24"/>
+      <w:iCs/>
+      <w:color w:themeColor="accent1" w:themeShade="BF" w:val="0F4761"/>
     </w:rPr>
   </w:style>
   <w:style w:styleId="Heading5" w:type="paragraph">
-    <w:name w:val="Heading 5"/>
+    <w:name w:val="heading 5"/>
     <w:basedOn w:val="Normal"/>
     <w:next w:val="BodyText"/>
+    <w:link w:val="Heading5Char"/>
     <w:uiPriority w:val="9"/>
+    <w:semiHidden/>
     <w:unhideWhenUsed/>
     <w:qFormat/>
+    <w:rsid w:val="00A10FD9"/>
     <w:pPr>
       <w:keepNext/>
       <w:keepLines/>
-      <w:spacing w:after="0" w:before="200"/>
+      <w:spacing w:after="40" w:before="80"/>
       <w:outlineLvl w:val="4"/>
     </w:pPr>
     <w:rPr>
-      <w:rFonts w:asciiTheme="majorHAnsi" w:cstheme="majorBidi" w:eastAsiaTheme="majorEastAsia" w:hAnsiTheme="majorHAnsi"/>
-      <w:iCs/>
-      <w:color w:themeColor="accent1" w:val="4F81BD"/>
-      <w:sz w:val="24"/>
-      <w:szCs w:val="24"/>
+      <w:rFonts w:cstheme="majorBidi" w:eastAsiaTheme="majorEastAsia"/>
+      <w:color w:themeColor="accent1" w:themeShade="BF" w:val="0F4761"/>
     </w:rPr>
   </w:style>
   <w:style w:styleId="Heading6" w:type="paragraph">
-    <w:name w:val="Heading 6"/>
+    <w:name w:val="heading 6"/>
     <w:basedOn w:val="Normal"/>
     <w:next w:val="BodyText"/>
+    <w:link w:val="Heading6Char"/>
     <w:uiPriority w:val="9"/>
+    <w:semiHidden/>
     <w:unhideWhenUsed/>
     <w:qFormat/>
+    <w:rsid w:val="00A10FD9"/>
     <w:pPr>
       <w:keepNext/>
       <w:keepLines/>
-      <w:spacing w:after="0" w:before="200"/>
+      <w:spacing w:after="0" w:before="40"/>
       <w:outlineLvl w:val="5"/>
     </w:pPr>
     <w:rPr>
-      <w:rFonts w:asciiTheme="majorHAnsi" w:cstheme="majorBidi" w:eastAsiaTheme="majorEastAsia" w:hAnsiTheme="majorHAnsi"/>
-      <w:color w:themeColor="accent1" w:val="4F81BD"/>
-      <w:sz w:val="24"/>
-      <w:szCs w:val="24"/>
+      <w:rFonts w:cstheme="majorBidi" w:eastAsiaTheme="majorEastAsia"/>
+      <w:i/>
+      <w:iCs/>
+      <w:color w:themeColor="text1" w:themeTint="A6" w:val="595959"/>
     </w:rPr>
   </w:style>
   <w:style w:styleId="Heading7" w:type="paragraph">
-    <w:name w:val="Heading 7"/>
+    <w:name w:val="heading 7"/>
     <w:basedOn w:val="Normal"/>
     <w:next w:val="BodyText"/>
+    <w:link w:val="Heading7Char"/>
     <w:uiPriority w:val="9"/>
+    <w:semiHidden/>
     <w:unhideWhenUsed/>
     <w:qFormat/>
+    <w:rsid w:val="00A10FD9"/>
     <w:pPr>
       <w:keepNext/>
       <w:keepLines/>
-      <w:spacing w:after="0" w:before="200"/>
+      <w:spacing w:after="0" w:before="40"/>
       <w:outlineLvl w:val="6"/>
     </w:pPr>
     <w:rPr>
-      <w:rFonts w:asciiTheme="majorHAnsi" w:cstheme="majorBidi" w:eastAsiaTheme="majorEastAsia" w:hAnsiTheme="majorHAnsi"/>
-      <w:color w:themeColor="accent1" w:val="4F81BD"/>
-      <w:sz w:val="24"/>
-      <w:szCs w:val="24"/>
+      <w:rFonts w:cstheme="majorBidi" w:eastAsiaTheme="majorEastAsia"/>
+      <w:color w:themeColor="text1" w:themeTint="A6" w:val="595959"/>
     </w:rPr>
   </w:style>
   <w:style w:styleId="Heading8" w:type="paragraph">
-    <w:name w:val="Heading 8"/>
+    <w:name w:val="heading 8"/>
     <w:basedOn w:val="Normal"/>
     <w:next w:val="BodyText"/>
+    <w:link w:val="Heading8Char"/>
     <w:uiPriority w:val="9"/>
+    <w:semiHidden/>
     <w:unhideWhenUsed/>
     <w:qFormat/>
+    <w:rsid w:val="00A10FD9"/>
     <w:pPr>
       <w:keepNext/>
       <w:keepLines/>
-      <w:spacing w:after="0" w:before="200"/>
+      <w:spacing w:after="0"/>
       <w:outlineLvl w:val="7"/>
     </w:pPr>
     <w:rPr>
-      <w:rFonts w:asciiTheme="majorHAnsi" w:cstheme="majorBidi" w:eastAsiaTheme="majorEastAsia" w:hAnsiTheme="majorHAnsi"/>
-      <w:color w:themeColor="accent1" w:val="4F81BD"/>
-      <w:sz w:val="24"/>
-      <w:szCs w:val="24"/>
+      <w:rFonts w:cstheme="majorBidi" w:eastAsiaTheme="majorEastAsia"/>
+      <w:i/>
+      <w:iCs/>
+      <w:color w:themeColor="text1" w:themeTint="D8" w:val="272727"/>
     </w:rPr>
   </w:style>
   <w:style w:styleId="Heading9" w:type="paragraph">
-    <w:name w:val="Heading 9"/>
+    <w:name w:val="heading 9"/>
     <w:basedOn w:val="Normal"/>
     <w:next w:val="BodyText"/>
+    <w:link w:val="Heading9Char"/>
     <w:uiPriority w:val="9"/>
+    <w:semiHidden/>
     <w:unhideWhenUsed/>
     <w:qFormat/>
+    <w:rsid w:val="00A10FD9"/>
     <w:pPr>
       <w:keepNext/>
       <w:keepLines/>
-      <w:spacing w:after="0" w:before="200"/>
+      <w:spacing w:after="0"/>
       <w:outlineLvl w:val="8"/>
     </w:pPr>
     <w:rPr>
+      <w:rFonts w:cstheme="majorBidi" w:eastAsiaTheme="majorEastAsia"/>
+      <w:color w:themeColor="text1" w:themeTint="D8" w:val="272727"/>
+    </w:rPr>
+  </w:style>
+  <w:style w:customStyle="1" w:styleId="Heading1Char" w:type="character">
+    <w:name w:val="Heading 1 Char"/>
+    <w:basedOn w:val="DefaultParagraphFont"/>
+    <w:link w:val="Heading1"/>
+    <w:uiPriority w:val="9"/>
+    <w:rsid w:val="00A10FD9"/>
+    <w:rPr>
       <w:rFonts w:asciiTheme="majorHAnsi" w:cstheme="majorBidi" w:eastAsiaTheme="majorEastAsia" w:hAnsiTheme="majorHAnsi"/>
-      <w:color w:themeColor="accent1" w:val="4F81BD"/>
-      <w:sz w:val="24"/>
-      <w:szCs w:val="24"/>
+      <w:color w:themeColor="accent1" w:themeShade="BF" w:val="0F4761"/>
+      <w:sz w:val="40"/>
+      <w:szCs w:val="40"/>
+    </w:rPr>
+  </w:style>
+  <w:style w:customStyle="1" w:styleId="Heading2Char" w:type="character">
+    <w:name w:val="Heading 2 Char"/>
+    <w:basedOn w:val="DefaultParagraphFont"/>
+    <w:link w:val="Heading2"/>
+    <w:uiPriority w:val="9"/>
+    <w:semiHidden/>
+    <w:rsid w:val="00A10FD9"/>
+    <w:rPr>
+      <w:rFonts w:asciiTheme="majorHAnsi" w:cstheme="majorBidi" w:eastAsiaTheme="majorEastAsia" w:hAnsiTheme="majorHAnsi"/>
+      <w:color w:themeColor="accent1" w:themeShade="BF" w:val="0F4761"/>
+      <w:sz w:val="32"/>
+      <w:szCs w:val="32"/>
+    </w:rPr>
+  </w:style>
+  <w:style w:customStyle="1" w:styleId="Heading3Char" w:type="character">
+    <w:name w:val="Heading 3 Char"/>
+    <w:basedOn w:val="DefaultParagraphFont"/>
+    <w:link w:val="Heading3"/>
+    <w:uiPriority w:val="9"/>
+    <w:semiHidden/>
+    <w:rsid w:val="00A10FD9"/>
+    <w:rPr>
+      <w:rFonts w:cstheme="majorBidi" w:eastAsiaTheme="majorEastAsia"/>
+      <w:color w:themeColor="accent1" w:themeShade="BF" w:val="0F4761"/>
+      <w:sz w:val="28"/>
+      <w:szCs w:val="28"/>
+    </w:rPr>
+  </w:style>
+  <w:style w:customStyle="1" w:styleId="Heading4Char" w:type="character">
+    <w:name w:val="Heading 4 Char"/>
+    <w:basedOn w:val="DefaultParagraphFont"/>
+    <w:link w:val="Heading4"/>
+    <w:uiPriority w:val="9"/>
+    <w:semiHidden/>
+    <w:rsid w:val="00A10FD9"/>
+    <w:rPr>
+      <w:rFonts w:cstheme="majorBidi" w:eastAsiaTheme="majorEastAsia"/>
+      <w:i/>
+      <w:iCs/>
+      <w:color w:themeColor="accent1" w:themeShade="BF" w:val="0F4761"/>
+    </w:rPr>
+  </w:style>
+  <w:style w:customStyle="1" w:styleId="Heading5Char" w:type="character">
+    <w:name w:val="Heading 5 Char"/>
+    <w:basedOn w:val="DefaultParagraphFont"/>
+    <w:link w:val="Heading5"/>
+    <w:uiPriority w:val="9"/>
+    <w:semiHidden/>
+    <w:rsid w:val="00A10FD9"/>
+    <w:rPr>
+      <w:rFonts w:cstheme="majorBidi" w:eastAsiaTheme="majorEastAsia"/>
+      <w:color w:themeColor="accent1" w:themeShade="BF" w:val="0F4761"/>
+    </w:rPr>
+  </w:style>
+  <w:style w:customStyle="1" w:styleId="Heading6Char" w:type="character">
+    <w:name w:val="Heading 6 Char"/>
+    <w:basedOn w:val="DefaultParagraphFont"/>
+    <w:link w:val="Heading6"/>
+    <w:uiPriority w:val="9"/>
+    <w:semiHidden/>
+    <w:rsid w:val="00A10FD9"/>
+    <w:rPr>
+      <w:rFonts w:cstheme="majorBidi" w:eastAsiaTheme="majorEastAsia"/>
+      <w:i/>
+      <w:iCs/>
+      <w:color w:themeColor="text1" w:themeTint="A6" w:val="595959"/>
+    </w:rPr>
+  </w:style>
+  <w:style w:customStyle="1" w:styleId="Heading7Char" w:type="character">
+    <w:name w:val="Heading 7 Char"/>
+    <w:basedOn w:val="DefaultParagraphFont"/>
+    <w:link w:val="Heading7"/>
+    <w:uiPriority w:val="9"/>
+    <w:semiHidden/>
+    <w:rsid w:val="00A10FD9"/>
+    <w:rPr>
+      <w:rFonts w:cstheme="majorBidi" w:eastAsiaTheme="majorEastAsia"/>
+      <w:color w:themeColor="text1" w:themeTint="A6" w:val="595959"/>
+    </w:rPr>
+  </w:style>
+  <w:style w:customStyle="1" w:styleId="Heading8Char" w:type="character">
+    <w:name w:val="Heading 8 Char"/>
+    <w:basedOn w:val="DefaultParagraphFont"/>
+    <w:link w:val="Heading8"/>
+    <w:uiPriority w:val="9"/>
+    <w:semiHidden/>
+    <w:rsid w:val="00A10FD9"/>
+    <w:rPr>
+      <w:rFonts w:cstheme="majorBidi" w:eastAsiaTheme="majorEastAsia"/>
+      <w:i/>
+      <w:iCs/>
+      <w:color w:themeColor="text1" w:themeTint="D8" w:val="272727"/>
+    </w:rPr>
+  </w:style>
+  <w:style w:customStyle="1" w:styleId="Heading9Char" w:type="character">
+    <w:name w:val="Heading 9 Char"/>
+    <w:basedOn w:val="DefaultParagraphFont"/>
+    <w:link w:val="Heading9"/>
+    <w:uiPriority w:val="9"/>
+    <w:semiHidden/>
+    <w:rsid w:val="00A10FD9"/>
+    <w:rPr>
+      <w:rFonts w:cstheme="majorBidi" w:eastAsiaTheme="majorEastAsia"/>
+      <w:color w:themeColor="text1" w:themeTint="D8" w:val="272727"/>
     </w:rPr>
   </w:style>
   <w:style w:styleId="BlockText" w:type="paragraph">
@@ -1898,6 +1994,18 @@
     <w:uiPriority w:val="9"/>
     <w:unhideWhenUsed/>
     <w:qFormat/>
+  </w:style>
+  <w:style w:styleId="FootnoteBlockText" w:type="paragraph">
+    <w:name w:val="Footnote Block Text"/>
+    <w:basedOn w:val="FootnoteText"/>
+    <w:next w:val="FootnoteText"/>
+    <w:uiPriority w:val="9"/>
+    <w:unhideWhenUsed/>
+    <w:qFormat/>
+    <w:pPr>
+      <w:spacing w:after="100" w:before="100"/>
+      <w:ind w:firstLine="0" w:left="480" w:right="480"/>
+    </w:pPr>
   </w:style>
   <w:style w:default="1" w:styleId="DefaultParagraphFont" w:type="character">
     <w:name w:val="Default Paragraph Font"/>
@@ -1928,10 +2036,10 @@
         <w:jc w:val="left"/>
       </w:trPr>
       <w:tcPr>
-        <w:vAlign w:val="bottom"/>
         <w:tcBorders>
           <w:bottom w:val="single"/>
         </w:tcBorders>
+        <w:vAlign w:val="bottom"/>
       </w:tcPr>
     </w:tblStylePr>
   </w:style>
@@ -2047,9 +2155,9 @@
     <w:name w:val="KeywordTok"/>
     <w:basedOn w:val="VerbatimChar"/>
     <w:rPr>
+      <w:b/>
       <w:color w:val="204a87"/>
       <w:shd w:val="clear" w:fill="f8f8f8"/>
-      <w:b/>
     </w:rPr>
   </w:style>
   <w:style w:type="character" w:customStyle="1" w:styleId="DataTypeTok">
@@ -2104,9 +2212,9 @@
     <w:name w:val="SpecialCharTok"/>
     <w:basedOn w:val="VerbatimChar"/>
     <w:rPr>
+      <w:b/>
       <w:color w:val="ce5c00"/>
       <w:shd w:val="clear" w:fill="f8f8f8"/>
-      <w:b/>
     </w:rPr>
   </w:style>
   <w:style w:type="character" w:customStyle="1" w:styleId="StringTok">
@@ -2144,39 +2252,39 @@
     <w:name w:val="CommentTok"/>
     <w:basedOn w:val="VerbatimChar"/>
     <w:rPr>
+      <w:i/>
       <w:color w:val="8f5902"/>
       <w:shd w:val="clear" w:fill="f8f8f8"/>
-      <w:i/>
     </w:rPr>
   </w:style>
   <w:style w:type="character" w:customStyle="1" w:styleId="DocumentationTok">
     <w:name w:val="DocumentationTok"/>
     <w:basedOn w:val="VerbatimChar"/>
     <w:rPr>
-      <w:color w:val="8f5902"/>
-      <w:shd w:val="clear" w:fill="f8f8f8"/>
       <w:b/>
       <w:i/>
+      <w:color w:val="8f5902"/>
+      <w:shd w:val="clear" w:fill="f8f8f8"/>
     </w:rPr>
   </w:style>
   <w:style w:type="character" w:customStyle="1" w:styleId="AnnotationTok">
     <w:name w:val="AnnotationTok"/>
     <w:basedOn w:val="VerbatimChar"/>
     <w:rPr>
-      <w:color w:val="8f5902"/>
-      <w:shd w:val="clear" w:fill="f8f8f8"/>
       <w:b/>
       <w:i/>
+      <w:color w:val="8f5902"/>
+      <w:shd w:val="clear" w:fill="f8f8f8"/>
     </w:rPr>
   </w:style>
   <w:style w:type="character" w:customStyle="1" w:styleId="CommentVarTok">
     <w:name w:val="CommentVarTok"/>
     <w:basedOn w:val="VerbatimChar"/>
     <w:rPr>
-      <w:color w:val="8f5902"/>
-      <w:shd w:val="clear" w:fill="f8f8f8"/>
       <w:b/>
       <w:i/>
+      <w:color w:val="8f5902"/>
+      <w:shd w:val="clear" w:fill="f8f8f8"/>
     </w:rPr>
   </w:style>
   <w:style w:type="character" w:customStyle="1" w:styleId="OtherTok">
@@ -2191,9 +2299,9 @@
     <w:name w:val="FunctionTok"/>
     <w:basedOn w:val="VerbatimChar"/>
     <w:rPr>
+      <w:b/>
       <w:color w:val="204a87"/>
       <w:shd w:val="clear" w:fill="f8f8f8"/>
-      <w:b/>
     </w:rPr>
   </w:style>
   <w:style w:type="character" w:customStyle="1" w:styleId="VariableTok">
@@ -2208,18 +2316,18 @@
     <w:name w:val="ControlFlowTok"/>
     <w:basedOn w:val="VerbatimChar"/>
     <w:rPr>
+      <w:b/>
       <w:color w:val="204a87"/>
       <w:shd w:val="clear" w:fill="f8f8f8"/>
-      <w:b/>
     </w:rPr>
   </w:style>
   <w:style w:type="character" w:customStyle="1" w:styleId="OperatorTok">
     <w:name w:val="OperatorTok"/>
     <w:basedOn w:val="VerbatimChar"/>
     <w:rPr>
+      <w:b/>
       <w:color w:val="ce5c00"/>
       <w:shd w:val="clear" w:fill="f8f8f8"/>
-      <w:b/>
     </w:rPr>
   </w:style>
   <w:style w:type="character" w:customStyle="1" w:styleId="BuiltInTok">
@@ -2240,9 +2348,9 @@
     <w:name w:val="PreprocessorTok"/>
     <w:basedOn w:val="VerbatimChar"/>
     <w:rPr>
+      <w:i/>
       <w:color w:val="8f5902"/>
       <w:shd w:val="clear" w:fill="f8f8f8"/>
-      <w:i/>
     </w:rPr>
   </w:style>
   <w:style w:type="character" w:customStyle="1" w:styleId="AttributeTok">
@@ -2264,20 +2372,20 @@
     <w:name w:val="InformationTok"/>
     <w:basedOn w:val="VerbatimChar"/>
     <w:rPr>
-      <w:color w:val="8f5902"/>
-      <w:shd w:val="clear" w:fill="f8f8f8"/>
       <w:b/>
       <w:i/>
+      <w:color w:val="8f5902"/>
+      <w:shd w:val="clear" w:fill="f8f8f8"/>
     </w:rPr>
   </w:style>
   <w:style w:type="character" w:customStyle="1" w:styleId="WarningTok">
     <w:name w:val="WarningTok"/>
     <w:basedOn w:val="VerbatimChar"/>
     <w:rPr>
-      <w:color w:val="8f5902"/>
-      <w:shd w:val="clear" w:fill="f8f8f8"/>
       <w:b/>
       <w:i/>
+      <w:color w:val="8f5902"/>
+      <w:shd w:val="clear" w:fill="f8f8f8"/>
     </w:rPr>
   </w:style>
   <w:style w:type="character" w:customStyle="1" w:styleId="AlertTok">
@@ -2292,9 +2400,9 @@
     <w:name w:val="ErrorTok"/>
     <w:basedOn w:val="VerbatimChar"/>
     <w:rPr>
+      <w:b/>
       <w:color w:val="a40000"/>
       <w:shd w:val="clear" w:fill="f8f8f8"/>
-      <w:b/>
     </w:rPr>
   </w:style>
   <w:style w:type="character" w:customStyle="1" w:styleId="NormalTok">
@@ -2318,44 +2426,44 @@
         <a:sysClr val="window" lastClr="FFFFFF"/>
       </a:lt1>
       <a:dk2>
-        <a:srgbClr val="1F497D"/>
+        <a:srgbClr val="0E2841"/>
       </a:dk2>
       <a:lt2>
-        <a:srgbClr val="EEECE1"/>
+        <a:srgbClr val="E8E8E8"/>
       </a:lt2>
       <a:accent1>
-        <a:srgbClr val="4F81BD"/>
+        <a:srgbClr val="156082"/>
       </a:accent1>
       <a:accent2>
-        <a:srgbClr val="C0504D"/>
+        <a:srgbClr val="E97132"/>
       </a:accent2>
       <a:accent3>
-        <a:srgbClr val="9BBB59"/>
+        <a:srgbClr val="196B24"/>
       </a:accent3>
       <a:accent4>
-        <a:srgbClr val="8064A2"/>
+        <a:srgbClr val="0F9ED5"/>
       </a:accent4>
       <a:accent5>
-        <a:srgbClr val="4BACC6"/>
+        <a:srgbClr val="A02B93"/>
       </a:accent5>
       <a:accent6>
-        <a:srgbClr val="F79646"/>
+        <a:srgbClr val="4EA72E"/>
       </a:accent6>
       <a:hlink>
-        <a:srgbClr val="0000FF"/>
+        <a:srgbClr val="467886"/>
       </a:hlink>
       <a:folHlink>
-        <a:srgbClr val="800080"/>
+        <a:srgbClr val="96607D"/>
       </a:folHlink>
     </a:clrScheme>
     <a:fontScheme name="Office">
       <a:majorFont>
-        <a:latin typeface="Calibri"/>
+        <a:latin typeface="Aptos Display" panose="02110004020202020204"/>
         <a:ea typeface=""/>
         <a:cs typeface=""/>
-        <a:font script="Jpan" typeface="ＭＳ ゴシック"/>
+        <a:font script="Jpan" typeface="游ゴシック Light"/>
         <a:font script="Hang" typeface="맑은 고딕"/>
-        <a:font script="Hans" typeface="宋体"/>
+        <a:font script="Hans" typeface="等线 Light"/>
         <a:font script="Hant" typeface="新細明體"/>
         <a:font script="Arab" typeface="Times New Roman"/>
         <a:font script="Hebr" typeface="Times New Roman"/>
@@ -2382,14 +2490,32 @@
         <a:font script="Mong" typeface="Mongolian Baiti"/>
         <a:font script="Viet" typeface="Times New Roman"/>
         <a:font script="Uigh" typeface="Microsoft Uighur"/>
+        <a:font script="Geor" typeface="Sylfaen"/>
+        <a:font script="Armn" typeface="Arial"/>
+        <a:font script="Bugi" typeface="Leelawadee UI"/>
+        <a:font script="Bopo" typeface="Microsoft JhengHei"/>
+        <a:font script="Java" typeface="Javanese Text"/>
+        <a:font script="Lisu" typeface="Segoe UI"/>
+        <a:font script="Mymr" typeface="Myanmar Text"/>
+        <a:font script="Nkoo" typeface="Ebrima"/>
+        <a:font script="Olck" typeface="Nirmala UI"/>
+        <a:font script="Osma" typeface="Ebrima"/>
+        <a:font script="Phag" typeface="Phagspa"/>
+        <a:font script="Syrn" typeface="Estrangelo Edessa"/>
+        <a:font script="Syrj" typeface="Estrangelo Edessa"/>
+        <a:font script="Syre" typeface="Estrangelo Edessa"/>
+        <a:font script="Sora" typeface="Nirmala UI"/>
+        <a:font script="Tale" typeface="Microsoft Tai Le"/>
+        <a:font script="Talu" typeface="Microsoft New Tai Lue"/>
+        <a:font script="Tfng" typeface="Ebrima"/>
       </a:majorFont>
       <a:minorFont>
-        <a:latin typeface="Cambria"/>
+        <a:latin typeface="Aptos" panose="02110004020202020204"/>
         <a:ea typeface=""/>
         <a:cs typeface=""/>
-        <a:font script="Jpan" typeface="ＭＳ 明朝"/>
+        <a:font script="Jpan" typeface="游明朝"/>
         <a:font script="Hang" typeface="맑은 고딕"/>
-        <a:font script="Hans" typeface="宋体"/>
+        <a:font script="Hans" typeface="等线"/>
         <a:font script="Hant" typeface="新細明體"/>
         <a:font script="Arab" typeface="Arial"/>
         <a:font script="Hebr" typeface="Arial"/>
@@ -2416,6 +2542,24 @@
         <a:font script="Mong" typeface="Mongolian Baiti"/>
         <a:font script="Viet" typeface="Arial"/>
         <a:font script="Uigh" typeface="Microsoft Uighur"/>
+        <a:font script="Geor" typeface="Sylfaen"/>
+        <a:font script="Armn" typeface="Arial"/>
+        <a:font script="Bugi" typeface="Leelawadee UI"/>
+        <a:font script="Bopo" typeface="Microsoft JhengHei"/>
+        <a:font script="Java" typeface="Javanese Text"/>
+        <a:font script="Lisu" typeface="Segoe UI"/>
+        <a:font script="Mymr" typeface="Myanmar Text"/>
+        <a:font script="Nkoo" typeface="Ebrima"/>
+        <a:font script="Olck" typeface="Nirmala UI"/>
+        <a:font script="Osma" typeface="Ebrima"/>
+        <a:font script="Phag" typeface="Phagspa"/>
+        <a:font script="Syrn" typeface="Estrangelo Edessa"/>
+        <a:font script="Syrj" typeface="Estrangelo Edessa"/>
+        <a:font script="Syre" typeface="Estrangelo Edessa"/>
+        <a:font script="Sora" typeface="Nirmala UI"/>
+        <a:font script="Tale" typeface="Microsoft Tai Le"/>
+        <a:font script="Talu" typeface="Microsoft New Tai Lue"/>
+        <a:font script="Tfng" typeface="Ebrima"/>
       </a:minorFont>
     </a:fontScheme>
     <a:fmtScheme name="Office">
@@ -2427,200 +2571,141 @@
           <a:gsLst>
             <a:gs pos="0">
               <a:schemeClr val="phClr">
-                <a:tint val="50000"/>
-                <a:satMod val="300000"/>
+                <a:lumMod val="110000"/>
+                <a:satMod val="105000"/>
+                <a:tint val="67000"/>
               </a:schemeClr>
             </a:gs>
-            <a:gs pos="35000">
+            <a:gs pos="50000">
               <a:schemeClr val="phClr">
-                <a:tint val="37000"/>
-                <a:satMod val="300000"/>
+                <a:lumMod val="105000"/>
+                <a:satMod val="103000"/>
+                <a:tint val="73000"/>
               </a:schemeClr>
             </a:gs>
             <a:gs pos="100000">
               <a:schemeClr val="phClr">
-                <a:tint val="15000"/>
-                <a:satMod val="350000"/>
+                <a:lumMod val="105000"/>
+                <a:satMod val="109000"/>
+                <a:tint val="81000"/>
               </a:schemeClr>
             </a:gs>
           </a:gsLst>
-          <a:lin ang="16200000" scaled="1"/>
+          <a:lin ang="5400000" scaled="0"/>
         </a:gradFill>
         <a:gradFill rotWithShape="1">
           <a:gsLst>
             <a:gs pos="0">
               <a:schemeClr val="phClr">
-                <a:tint val="100000"/>
+                <a:satMod val="103000"/>
+                <a:lumMod val="102000"/>
+                <a:tint val="94000"/>
+              </a:schemeClr>
+            </a:gs>
+            <a:gs pos="50000">
+              <a:schemeClr val="phClr">
+                <a:satMod val="110000"/>
+                <a:lumMod val="100000"/>
                 <a:shade val="100000"/>
-                <a:satMod val="130000"/>
               </a:schemeClr>
             </a:gs>
             <a:gs pos="100000">
               <a:schemeClr val="phClr">
-                <a:tint val="50000"/>
-                <a:shade val="100000"/>
-                <a:satMod val="350000"/>
+                <a:lumMod val="99000"/>
+                <a:satMod val="120000"/>
+                <a:shade val="78000"/>
               </a:schemeClr>
             </a:gs>
           </a:gsLst>
-          <a:lin ang="16200000" scaled="0"/>
+          <a:lin ang="5400000" scaled="0"/>
         </a:gradFill>
       </a:fillStyleLst>
       <a:lnStyleLst>
-        <a:ln w="9525" cap="flat" cmpd="sng" algn="ctr">
-          <a:solidFill>
-            <a:schemeClr val="phClr">
-              <a:shade val="95000"/>
-              <a:satMod val="105000"/>
-            </a:schemeClr>
-          </a:solidFill>
-          <a:prstDash val="solid"/>
-        </a:ln>
-        <a:ln w="25400" cap="flat" cmpd="sng" algn="ctr">
+        <a:ln w="6350" cap="flat" cmpd="sng" algn="ctr">
           <a:solidFill>
             <a:schemeClr val="phClr"/>
           </a:solidFill>
           <a:prstDash val="solid"/>
+          <a:miter lim="800000"/>
         </a:ln>
-        <a:ln w="38100" cap="flat" cmpd="sng" algn="ctr">
+        <a:ln w="12700" cap="flat" cmpd="sng" algn="ctr">
           <a:solidFill>
             <a:schemeClr val="phClr"/>
           </a:solidFill>
           <a:prstDash val="solid"/>
+          <a:miter lim="800000"/>
+        </a:ln>
+        <a:ln w="19050" cap="flat" cmpd="sng" algn="ctr">
+          <a:solidFill>
+            <a:schemeClr val="phClr"/>
+          </a:solidFill>
+          <a:prstDash val="solid"/>
+          <a:miter lim="800000"/>
         </a:ln>
       </a:lnStyleLst>
       <a:effectStyleLst>
         <a:effectStyle>
+          <a:effectLst/>
+        </a:effectStyle>
+        <a:effectStyle>
+          <a:effectLst/>
+        </a:effectStyle>
+        <a:effectStyle>
           <a:effectLst>
-            <a:outerShdw blurRad="40000" dist="20000" dir="5400000" rotWithShape="0">
+            <a:outerShdw blurRad="57150" dist="19050" dir="5400000" algn="ctr" rotWithShape="0">
               <a:srgbClr val="000000">
-                <a:alpha val="38000"/>
+                <a:alpha val="63000"/>
               </a:srgbClr>
             </a:outerShdw>
           </a:effectLst>
-        </a:effectStyle>
-        <a:effectStyle>
-          <a:effectLst>
-            <a:outerShdw blurRad="40000" dist="23000" dir="5400000" rotWithShape="0">
-              <a:srgbClr val="000000">
-                <a:alpha val="35000"/>
-              </a:srgbClr>
-            </a:outerShdw>
-          </a:effectLst>
-        </a:effectStyle>
-        <a:effectStyle>
-          <a:effectLst>
-            <a:outerShdw blurRad="40000" dist="23000" dir="5400000" rotWithShape="0">
-              <a:srgbClr val="000000">
-                <a:alpha val="35000"/>
-              </a:srgbClr>
-            </a:outerShdw>
-          </a:effectLst>
-          <a:scene3d>
-            <a:camera prst="orthographicFront">
-              <a:rot lat="0" lon="0" rev="0"/>
-            </a:camera>
-            <a:lightRig rig="threePt" dir="t">
-              <a:rot lat="0" lon="0" rev="1200000"/>
-            </a:lightRig>
-          </a:scene3d>
-          <a:sp3d>
-            <a:bevelT w="63500" h="25400"/>
-          </a:sp3d>
         </a:effectStyle>
       </a:effectStyleLst>
       <a:bgFillStyleLst>
         <a:solidFill>
           <a:schemeClr val="phClr"/>
         </a:solidFill>
+        <a:solidFill>
+          <a:schemeClr val="phClr">
+            <a:tint val="95000"/>
+            <a:satMod val="170000"/>
+          </a:schemeClr>
+        </a:solidFill>
         <a:gradFill rotWithShape="1">
           <a:gsLst>
             <a:gs pos="0">
               <a:schemeClr val="phClr">
-                <a:tint val="40000"/>
-                <a:satMod val="350000"/>
+                <a:tint val="93000"/>
+                <a:satMod val="150000"/>
+                <a:shade val="98000"/>
+                <a:lumMod val="102000"/>
               </a:schemeClr>
             </a:gs>
-            <a:gs pos="40000">
+            <a:gs pos="50000">
               <a:schemeClr val="phClr">
-                <a:tint val="45000"/>
-                <a:shade val="99000"/>
-                <a:satMod val="350000"/>
+                <a:tint val="98000"/>
+                <a:satMod val="130000"/>
+                <a:shade val="90000"/>
+                <a:lumMod val="103000"/>
               </a:schemeClr>
             </a:gs>
             <a:gs pos="100000">
               <a:schemeClr val="phClr">
-                <a:shade val="20000"/>
-                <a:satMod val="255000"/>
+                <a:shade val="63000"/>
+                <a:satMod val="120000"/>
               </a:schemeClr>
             </a:gs>
           </a:gsLst>
-          <a:path path="circle">
-            <a:fillToRect l="50000" t="-80000" r="50000" b="180000"/>
-          </a:path>
-        </a:gradFill>
-        <a:gradFill rotWithShape="1">
-          <a:gsLst>
-            <a:gs pos="0">
-              <a:schemeClr val="phClr">
-                <a:tint val="80000"/>
-                <a:satMod val="300000"/>
-              </a:schemeClr>
-            </a:gs>
-            <a:gs pos="100000">
-              <a:schemeClr val="phClr">
-                <a:shade val="30000"/>
-                <a:satMod val="200000"/>
-              </a:schemeClr>
-            </a:gs>
-          </a:gsLst>
-          <a:path path="circle">
-            <a:fillToRect l="50000" t="50000" r="50000" b="50000"/>
-          </a:path>
+          <a:lin ang="5400000" scaled="0"/>
         </a:gradFill>
       </a:bgFillStyleLst>
     </a:fmtScheme>
   </a:themeElements>
-  <a:objectDefaults>
-    <a:spDef>
-      <a:spPr/>
-      <a:bodyPr/>
-      <a:lstStyle/>
-      <a:style>
-        <a:lnRef idx="1">
-          <a:schemeClr val="accent1"/>
-        </a:lnRef>
-        <a:fillRef idx="3">
-          <a:schemeClr val="accent1"/>
-        </a:fillRef>
-        <a:effectRef idx="2">
-          <a:schemeClr val="accent1"/>
-        </a:effectRef>
-        <a:fontRef idx="minor">
-          <a:schemeClr val="lt1"/>
-        </a:fontRef>
-      </a:style>
-    </a:spDef>
-    <a:lnDef>
-      <a:spPr/>
-      <a:bodyPr/>
-      <a:lstStyle/>
-      <a:style>
-        <a:lnRef idx="2">
-          <a:schemeClr val="accent1"/>
-        </a:lnRef>
-        <a:fillRef idx="0">
-          <a:schemeClr val="accent1"/>
-        </a:fillRef>
-        <a:effectRef idx="1">
-          <a:schemeClr val="accent1"/>
-        </a:effectRef>
-        <a:fontRef idx="minor">
-          <a:schemeClr val="tx1"/>
-        </a:fontRef>
-      </a:style>
-    </a:lnDef>
-  </a:objectDefaults>
+  <a:objectDefaults/>
   <a:extraClrSchemeLst/>
+  <a:extLst>
+    <a:ext uri="{05A4C25C-085E-4340-85A3-A5531E510DB2}">
+      <thm15:themeFamily xmlns:thm15="http://schemas.microsoft.com/office/thememl/2012/main" name="Office Theme" id="{2E142A2C-CD16-42D6-873A-C26D2A0506FA}" vid="{1BDDFF52-6CD6-40A5-AB3C-68EB2F1E4D0A}"/>
+    </a:ext>
+  </a:extLst>
 </a:theme>
 </file>
--- a/docs/notes/intro.docx
+++ b/docs/notes/intro.docx
@@ -15,7 +15,7 @@
         <w:pStyle w:val="Date"/>
       </w:pPr>
       <w:r>
-        <w:t xml:space="preserve">06 Aug 2025</w:t>
+        <w:t xml:space="preserve">21 Aug 2025</w:t>
       </w:r>
     </w:p>
     <w:bookmarkStart w:id="21" w:name="land-acknowledgement"/>
@@ -334,7 +334,29 @@
         </w:numPr>
       </w:pPr>
       <w:r>
-        <w:t xml:space="preserve">Appropriate use of generative AI (see</w:t>
+        <w:t xml:space="preserve">Appropriate use of generative AI. We will discuss GenAI at greater length later, but roughly:</w:t>
+      </w:r>
+    </w:p>
+    <w:p>
+      <w:pPr>
+        <w:pStyle w:val="Compact"/>
+        <w:numPr>
+          <w:ilvl w:val="1"/>
+          <w:numId w:val="1002"/>
+        </w:numPr>
+      </w:pPr>
+      <w:r>
+        <w:rPr>
+          <w:b/>
+          <w:bCs/>
+        </w:rPr>
+        <w:t xml:space="preserve">always</w:t>
+      </w:r>
+      <w:r>
+        <w:t xml:space="preserve"> </w:t>
+      </w:r>
+      <w:r>
+        <w:t xml:space="preserve">cite GenAI use (see</w:t>
       </w:r>
       <w:r>
         <w:t xml:space="preserve"> </w:t>
@@ -351,6 +373,92 @@
         <w:t xml:space="preserve">)</w:t>
       </w:r>
     </w:p>
+    <w:p>
+      <w:pPr>
+        <w:pStyle w:val="Compact"/>
+        <w:numPr>
+          <w:ilvl w:val="1"/>
+          <w:numId w:val="1002"/>
+        </w:numPr>
+      </w:pPr>
+      <w:r>
+        <w:t xml:space="preserve">fixing spelling and grammar: OK, make sure it doesn’t change the meaning</w:t>
+      </w:r>
+    </w:p>
+    <w:p>
+      <w:pPr>
+        <w:pStyle w:val="Compact"/>
+        <w:numPr>
+          <w:ilvl w:val="1"/>
+          <w:numId w:val="1002"/>
+        </w:numPr>
+      </w:pPr>
+      <w:r>
+        <w:t xml:space="preserve">polishing writing: if you must, although it might not improve it</w:t>
+      </w:r>
+    </w:p>
+    <w:p>
+      <w:pPr>
+        <w:pStyle w:val="Compact"/>
+        <w:numPr>
+          <w:ilvl w:val="1"/>
+          <w:numId w:val="1002"/>
+        </w:numPr>
+      </w:pPr>
+      <w:r>
+        <w:t xml:space="preserve">finding resources: OK, but check that the sources really exist and that facts are correct</w:t>
+      </w:r>
+    </w:p>
+    <w:p>
+      <w:pPr>
+        <w:pStyle w:val="Compact"/>
+        <w:numPr>
+          <w:ilvl w:val="1"/>
+          <w:numId w:val="1002"/>
+        </w:numPr>
+      </w:pPr>
+      <w:r>
+        <w:t xml:space="preserve">coming up with ideas:</w:t>
+      </w:r>
+      <w:r>
+        <w:t xml:space="preserve"> </w:t>
+      </w:r>
+      <w:r>
+        <w:rPr>
+          <w:b/>
+          <w:bCs/>
+        </w:rPr>
+        <w:t xml:space="preserve">not OK</w:t>
+      </w:r>
+    </w:p>
+    <w:p>
+      <w:pPr>
+        <w:pStyle w:val="Compact"/>
+        <w:numPr>
+          <w:ilvl w:val="1"/>
+          <w:numId w:val="1002"/>
+        </w:numPr>
+      </w:pPr>
+      <w:r>
+        <w:t xml:space="preserve">writing from scratch:</w:t>
+      </w:r>
+      <w:r>
+        <w:t xml:space="preserve"> </w:t>
+      </w:r>
+      <w:r>
+        <w:rPr>
+          <w:b/>
+          <w:bCs/>
+        </w:rPr>
+        <w:t xml:space="preserve">not OK</w:t>
+      </w:r>
+      <w:r>
+        <w:t xml:space="preserve"> </w:t>
+      </w:r>
+      <w:r>
+        <w:t xml:space="preserve">(not even first drafts)</w:t>
+      </w:r>
+    </w:p>
     <w:bookmarkEnd w:id="25"/>
     <w:bookmarkStart w:id="27" w:name="assignments-grading"/>
     <w:p>
@@ -366,7 +474,7 @@
         <w:pStyle w:val="Compact"/>
         <w:numPr>
           <w:ilvl w:val="0"/>
-          <w:numId w:val="1002"/>
+          <w:numId w:val="1003"/>
         </w:numPr>
       </w:pPr>
       <w:r>
@@ -423,65 +531,11 @@
         <w:pStyle w:val="Compact"/>
         <w:numPr>
           <w:ilvl w:val="0"/>
-          <w:numId w:val="1003"/>
+          <w:numId w:val="1004"/>
         </w:numPr>
       </w:pPr>
       <w:r>
         <w:t xml:space="preserve">I will post lecture notes beforehand; recordings will be available by request. Don’t expect them to be comprehensive.</w:t>
-      </w:r>
-    </w:p>
-    <w:p>
-      <w:pPr>
-        <w:pStyle w:val="Compact"/>
-        <w:numPr>
-          <w:ilvl w:val="0"/>
-          <w:numId w:val="1003"/>
-        </w:numPr>
-      </w:pPr>
-      <w:r>
-        <w:t xml:space="preserve">There will be some</w:t>
-      </w:r>
-      <w:r>
-        <w:t xml:space="preserve"> </w:t>
-      </w:r>
-      <w:r>
-        <w:t xml:space="preserve">‘spoiler’</w:t>
-      </w:r>
-      <w:r>
-        <w:t xml:space="preserve"> </w:t>
-      </w:r>
-      <w:r>
-        <w:t xml:space="preserve">blocks in notes.</w:t>
-      </w:r>
-    </w:p>
-    <w:p>
-      <w:pPr>
-        <w:pStyle w:val="Compact"/>
-        <w:numPr>
-          <w:ilvl w:val="0"/>
-          <w:numId w:val="1003"/>
-        </w:numPr>
-      </w:pPr>
-      <w:r>
-        <w:t xml:space="preserve">If you prefer notes in another format, ask.</w:t>
-      </w:r>
-    </w:p>
-    <w:bookmarkEnd w:id="29"/>
-    <w:bookmarkStart w:id="32" w:name="writing"/>
-    <w:p>
-      <w:pPr>
-        <w:pStyle w:val="Heading1"/>
-      </w:pPr>
-      <w:r>
-        <w:t xml:space="preserve">Writing</w:t>
-      </w:r>
-    </w:p>
-    <w:p>
-      <w:pPr>
-        <w:pStyle w:val="FirstParagraph"/>
-      </w:pPr>
-      <w:r>
-        <w:t xml:space="preserve">Writing is hard. The only way to get better is to practice.</w:t>
       </w:r>
     </w:p>
     <w:p>
@@ -493,7 +547,19 @@
         </w:numPr>
       </w:pPr>
       <w:r>
-        <w:t xml:space="preserve">We will give you lots of feedback. Grading will be based primarily on evidence of appropriate effort, critical thinking, and creativity (and improvement).</w:t>
+        <w:t xml:space="preserve">There will be some</w:t>
+      </w:r>
+      <w:r>
+        <w:t xml:space="preserve"> </w:t>
+      </w:r>
+      <w:r>
+        <w:t xml:space="preserve">‘spoiler’</w:t>
+      </w:r>
+      <w:r>
+        <w:t xml:space="preserve"> </w:t>
+      </w:r>
+      <w:r>
+        <w:t xml:space="preserve">blocks in notes.</w:t>
       </w:r>
     </w:p>
     <w:p>
@@ -505,57 +571,17 @@
         </w:numPr>
       </w:pPr>
       <w:r>
-        <w:t xml:space="preserve">The</w:t>
-      </w:r>
-      <w:r>
-        <w:t xml:space="preserve"> </w:t>
-      </w:r>
-      <w:hyperlink r:id="rId30">
-        <w:r>
-          <w:rPr>
-            <w:rStyle w:val="Hyperlink"/>
-          </w:rPr>
-          <w:t xml:space="preserve">Writing Centre</w:t>
-        </w:r>
-      </w:hyperlink>
-      <w:r>
-        <w:t xml:space="preserve"> </w:t>
-      </w:r>
-      <w:r>
-        <w:t xml:space="preserve">offers appointments to help you with your writing</w:t>
-      </w:r>
-    </w:p>
-    <w:p>
-      <w:pPr>
-        <w:pStyle w:val="Compact"/>
-        <w:numPr>
-          <w:ilvl w:val="0"/>
-          <w:numId w:val="1004"/>
-        </w:numPr>
-      </w:pPr>
-      <w:r>
-        <w:t xml:space="preserve">Here are some of my</w:t>
-      </w:r>
-      <w:r>
-        <w:t xml:space="preserve"> </w:t>
-      </w:r>
-      <w:hyperlink r:id="rId31">
-        <w:r>
-          <w:rPr>
-            <w:rStyle w:val="Hyperlink"/>
-          </w:rPr>
-          <w:t xml:space="preserve">style preferences</w:t>
-        </w:r>
-      </w:hyperlink>
-    </w:p>
-    <w:bookmarkEnd w:id="32"/>
-    <w:bookmarkStart w:id="33" w:name="referencing"/>
+        <w:t xml:space="preserve">If you prefer notes in another format, ask.</w:t>
+      </w:r>
+    </w:p>
+    <w:bookmarkEnd w:id="29"/>
+    <w:bookmarkStart w:id="34" w:name="topics"/>
     <w:p>
       <w:pPr>
         <w:pStyle w:val="Heading1"/>
       </w:pPr>
       <w:r>
-        <w:t xml:space="preserve">Referencing</w:t>
+        <w:t xml:space="preserve">Topics</w:t>
       </w:r>
     </w:p>
     <w:p>
@@ -567,80 +593,61 @@
         </w:numPr>
       </w:pPr>
       <w:r>
-        <w:t xml:space="preserve">Primary literature (usually journal articles) is best</w:t>
+        <w:t xml:space="preserve">Way too much interesting stuff:</w:t>
       </w:r>
     </w:p>
     <w:p>
       <w:pPr>
         <w:pStyle w:val="Compact"/>
         <w:numPr>
-          <w:ilvl w:val="0"/>
-          <w:numId w:val="1005"/>
+          <w:ilvl w:val="1"/>
+          <w:numId w:val="1006"/>
         </w:numPr>
       </w:pPr>
       <w:r>
-        <w:t xml:space="preserve">Wikipedia is a great start and generally reliable. You should often dig down into the references</w:t>
+        <w:t xml:space="preserve">how does the ecology (</w:t>
+      </w:r>
+      <w:r>
+        <w:t xml:space="preserve">“distribution and abundance”</w:t>
+      </w:r>
+      <w:r>
+        <w:t xml:space="preserve">) of parasites/ID work? Classic ID epidemiology, population dynamics. Variation in space and time.</w:t>
       </w:r>
     </w:p>
     <w:p>
       <w:pPr>
         <w:pStyle w:val="Compact"/>
         <w:numPr>
-          <w:ilvl w:val="0"/>
-          <w:numId w:val="1005"/>
+          <w:ilvl w:val="1"/>
+          <w:numId w:val="1006"/>
         </w:numPr>
       </w:pPr>
       <w:r>
-        <w:t xml:space="preserve">Google Scholar is great (use the</w:t>
-      </w:r>
-      <w:r>
-        <w:t xml:space="preserve"> </w:t>
-      </w:r>
-      <w:r>
-        <w:rPr>
-          <w:rStyle w:val="VerbatimChar"/>
-        </w:rPr>
-        <w:t xml:space="preserve">author:</w:t>
-      </w:r>
-      <w:r>
-        <w:t xml:space="preserve"> </w:t>
-      </w:r>
-      <w:r>
-        <w:t xml:space="preserve">tag if you’re looking for something in particular)</w:t>
+        <w:t xml:space="preserve">how do parasites/ID evolve? Phylogenetics, population genetics; phenotypes, genotypes</w:t>
       </w:r>
     </w:p>
     <w:p>
       <w:pPr>
         <w:pStyle w:val="Compact"/>
         <w:numPr>
-          <w:ilvl w:val="0"/>
-          <w:numId w:val="1005"/>
+          <w:ilvl w:val="1"/>
+          <w:numId w:val="1006"/>
         </w:numPr>
       </w:pPr>
       <w:r>
-        <w:t xml:space="preserve">follow references backward and forward</w:t>
+        <w:t xml:space="preserve">how do parasites/ID affect the ecology of their hosts? Biocontrol, conservation biology, apparent competition, trophic cascades</w:t>
       </w:r>
     </w:p>
     <w:p>
       <w:pPr>
         <w:pStyle w:val="Compact"/>
         <w:numPr>
-          <w:ilvl w:val="0"/>
-          <w:numId w:val="1005"/>
+          <w:ilvl w:val="1"/>
+          <w:numId w:val="1006"/>
         </w:numPr>
       </w:pPr>
       <w:r>
-        <w:t xml:space="preserve">Other web resources are OK, reputable sources (CDC, WHO, …) preferred</w:t>
-      </w:r>
-    </w:p>
-    <w:bookmarkEnd w:id="33"/>
-    <w:bookmarkStart w:id="35" w:name="citations"/>
-    <w:p>
-      <w:pPr>
-        <w:pStyle w:val="Heading1"/>
-      </w:pPr>
-      <w:r>
-        <w:t xml:space="preserve">Citations</w:t>
+        <w:t xml:space="preserve">how do parasites/ID affect the evolution of their hosts? Coevolution</w:t>
       </w:r>
     </w:p>
     <w:p>
@@ -652,243 +659,7 @@
         </w:numPr>
       </w:pPr>
       <w:r>
-        <w:rPr>
-          <w:b/>
-          <w:bCs/>
-        </w:rPr>
-        <w:t xml:space="preserve">Cite anything you use</w:t>
-      </w:r>
-    </w:p>
-    <w:p>
-      <w:pPr>
-        <w:pStyle w:val="Compact"/>
-        <w:numPr>
-          <w:ilvl w:val="0"/>
-          <w:numId w:val="1006"/>
-        </w:numPr>
-      </w:pPr>
-      <w:r>
-        <w:rPr>
-          <w:b/>
-          <w:bCs/>
-        </w:rPr>
-        <w:t xml:space="preserve">Never cite anything you haven’t read</w:t>
-      </w:r>
-      <w:r>
-        <w:t xml:space="preserve"> </w:t>
-      </w:r>
-      <w:r>
-        <w:t xml:space="preserve">(OK to cite</w:t>
-      </w:r>
-      <w:r>
-        <w:t xml:space="preserve"> </w:t>
-      </w:r>
-      <w:r>
-        <w:t xml:space="preserve">“Jones 1910, referenced by Smith (1999)”</w:t>
-      </w:r>
-      <w:r>
-        <w:t xml:space="preserve">)</w:t>
-      </w:r>
-    </w:p>
-    <w:p>
-      <w:pPr>
-        <w:pStyle w:val="Compact"/>
-        <w:numPr>
-          <w:ilvl w:val="0"/>
-          <w:numId w:val="1006"/>
-        </w:numPr>
-      </w:pPr>
-      <w:r>
-        <w:t xml:space="preserve">Use whatever</w:t>
-      </w:r>
-      <w:r>
-        <w:t xml:space="preserve"> </w:t>
-      </w:r>
-      <w:r>
-        <w:rPr>
-          <w:i/>
-          <w:iCs/>
-        </w:rPr>
-        <w:t xml:space="preserve">complete</w:t>
-      </w:r>
-      <w:r>
-        <w:t xml:space="preserve"> </w:t>
-      </w:r>
-      <w:r>
-        <w:t xml:space="preserve">citation format you like (I like author-date)</w:t>
-      </w:r>
-    </w:p>
-    <w:p>
-      <w:pPr>
-        <w:pStyle w:val="Compact"/>
-        <w:numPr>
-          <w:ilvl w:val="0"/>
-          <w:numId w:val="1006"/>
-        </w:numPr>
-      </w:pPr>
-      <w:r>
-        <w:t xml:space="preserve">Articles: include authors, year, source (journal title), volume/issue/page numbers, DOI if possible. URL alone is insufficient.</w:t>
-      </w:r>
-    </w:p>
-    <w:p>
-      <w:pPr>
-        <w:pStyle w:val="Compact"/>
-        <w:numPr>
-          <w:ilvl w:val="0"/>
-          <w:numId w:val="1006"/>
-        </w:numPr>
-      </w:pPr>
-      <w:r>
-        <w:t xml:space="preserve">For web resources include author/title/date, access date, URL. Reputable resources preferred (Wikipedia, CDC, WHO, …)</w:t>
-      </w:r>
-    </w:p>
-    <w:p>
-      <w:pPr>
-        <w:pStyle w:val="Compact"/>
-        <w:numPr>
-          <w:ilvl w:val="0"/>
-          <w:numId w:val="1006"/>
-        </w:numPr>
-      </w:pPr>
-      <w:r>
-        <w:t xml:space="preserve">I strongly recommend that you use a bibliographic database system.</w:t>
-      </w:r>
-      <w:r>
-        <w:t xml:space="preserve"> </w:t>
-      </w:r>
-      <w:hyperlink r:id="rId34">
-        <w:r>
-          <w:rPr>
-            <w:rStyle w:val="Hyperlink"/>
-          </w:rPr>
-          <w:t xml:space="preserve">Zotero</w:t>
-        </w:r>
-      </w:hyperlink>
-      <w:r>
-        <w:t xml:space="preserve"> </w:t>
-      </w:r>
-      <w:r>
-        <w:t xml:space="preserve">is my favourite.</w:t>
-      </w:r>
-    </w:p>
-    <w:bookmarkEnd w:id="35"/>
-    <w:bookmarkStart w:id="37" w:name="reading-papers"/>
-    <w:p>
-      <w:pPr>
-        <w:pStyle w:val="Heading1"/>
-      </w:pPr>
-      <w:r>
-        <w:t xml:space="preserve">Reading papers</w:t>
-      </w:r>
-    </w:p>
-    <w:p>
-      <w:pPr>
-        <w:pStyle w:val="Compact"/>
-        <w:numPr>
-          <w:ilvl w:val="0"/>
-          <w:numId w:val="1007"/>
-        </w:numPr>
-      </w:pPr>
-      <w:r>
-        <w:t xml:space="preserve">Reading research papers (primary literature) is hard but important</w:t>
-      </w:r>
-    </w:p>
-    <w:p>
-      <w:pPr>
-        <w:pStyle w:val="Compact"/>
-        <w:numPr>
-          <w:ilvl w:val="0"/>
-          <w:numId w:val="1007"/>
-        </w:numPr>
-      </w:pPr>
-      <w:r>
-        <w:t xml:space="preserve">Carey, Steiner, and Petri Jr (2020)</w:t>
-      </w:r>
-      <w:r>
-        <w:t xml:space="preserve">;</w:t>
-      </w:r>
-      <w:r>
-        <w:t xml:space="preserve"> </w:t>
-      </w:r>
-      <w:hyperlink r:id="rId36">
-        <w:r>
-          <w:rPr>
-            <w:rStyle w:val="Hyperlink"/>
-          </w:rPr>
-          <w:t xml:space="preserve">Some advice from a guy I know</w:t>
-        </w:r>
-      </w:hyperlink>
-    </w:p>
-    <w:p>
-      <w:pPr>
-        <w:pStyle w:val="Compact"/>
-        <w:numPr>
-          <w:ilvl w:val="0"/>
-          <w:numId w:val="1007"/>
-        </w:numPr>
-      </w:pPr>
-      <w:r>
-        <w:t xml:space="preserve">Focus first on introduction, figures, conclusions; try to get the big picture</w:t>
-      </w:r>
-    </w:p>
-    <w:p>
-      <w:pPr>
-        <w:pStyle w:val="Compact"/>
-        <w:numPr>
-          <w:ilvl w:val="0"/>
-          <w:numId w:val="1007"/>
-        </w:numPr>
-      </w:pPr>
-      <w:r>
-        <w:t xml:space="preserve">Try to understand the overarching logic. What are the questions? What are the primary data? (How) do the data and the arguments in the paper go together to answer the questions?</w:t>
-      </w:r>
-    </w:p>
-    <w:p>
-      <w:pPr>
-        <w:pStyle w:val="Compact"/>
-        <w:numPr>
-          <w:ilvl w:val="0"/>
-          <w:numId w:val="1007"/>
-        </w:numPr>
-      </w:pPr>
-      <w:r>
-        <w:t xml:space="preserve">“What if they did X?”</w:t>
-      </w:r>
-      <w:r>
-        <w:t xml:space="preserve"> </w:t>
-      </w:r>
-      <w:r>
-        <w:t xml:space="preserve">“Why didn’t they do Y?”</w:t>
-      </w:r>
-      <w:r>
-        <w:t xml:space="preserve"> </w:t>
-      </w:r>
-      <w:r>
-        <w:t xml:space="preserve">are secondary to engaging with the details of the paper</w:t>
-      </w:r>
-    </w:p>
-    <w:p>
-      <w:pPr>
-        <w:pStyle w:val="Compact"/>
-        <w:numPr>
-          <w:ilvl w:val="0"/>
-          <w:numId w:val="1007"/>
-        </w:numPr>
-      </w:pPr>
-      <w:r>
-        <w:t xml:space="preserve">Try not to get bogged down in details, unless you have time and energy.</w:t>
-      </w:r>
-    </w:p>
-    <w:p>
-      <w:pPr>
-        <w:pStyle w:val="Compact"/>
-        <w:numPr>
-          <w:ilvl w:val="0"/>
-          <w:numId w:val="1007"/>
-        </w:numPr>
-      </w:pPr>
-      <w:r>
-        <w:t xml:space="preserve">Math and statistics</w:t>
+        <w:t xml:space="preserve">The important questions:</w:t>
       </w:r>
     </w:p>
     <w:p>
@@ -896,199 +667,7 @@
         <w:pStyle w:val="Compact"/>
         <w:numPr>
           <w:ilvl w:val="1"/>
-          <w:numId w:val="1008"/>
-        </w:numPr>
-      </w:pPr>
-      <w:r>
-        <w:t xml:space="preserve">don’t panic</w:t>
-      </w:r>
-    </w:p>
-    <w:p>
-      <w:pPr>
-        <w:pStyle w:val="Compact"/>
-        <w:numPr>
-          <w:ilvl w:val="1"/>
-          <w:numId w:val="1008"/>
-        </w:numPr>
-      </w:pPr>
-      <w:r>
-        <w:t xml:space="preserve">connect verbal descriptions → model equations and model results (figures or equations) → verbal conclusions</w:t>
-      </w:r>
-    </w:p>
-    <w:p>
-      <w:pPr>
-        <w:pStyle w:val="Compact"/>
-        <w:numPr>
-          <w:ilvl w:val="1"/>
-          <w:numId w:val="1008"/>
-        </w:numPr>
-      </w:pPr>
-      <w:r>
-        <w:t xml:space="preserve">e.g. </w:t>
-      </w:r>
-      <m:oMath>
-        <m:r>
-          <m:t>d</m:t>
-        </m:r>
-        <m:r>
-          <m:t>S</m:t>
-        </m:r>
-        <m:r>
-          <m:rPr>
-            <m:sty m:val="p"/>
-          </m:rPr>
-          <m:t>/</m:t>
-        </m:r>
-        <m:r>
-          <m:t>d</m:t>
-        </m:r>
-        <m:r>
-          <m:t>t</m:t>
-        </m:r>
-        <m:r>
-          <m:rPr>
-            <m:sty m:val="p"/>
-          </m:rPr>
-          <m:t>=</m:t>
-        </m:r>
-        <m:r>
-          <m:t>b</m:t>
-        </m:r>
-        <m:r>
-          <m:rPr>
-            <m:sty m:val="p"/>
-          </m:rPr>
-          <m:t>−</m:t>
-        </m:r>
-        <m:r>
-          <m:t>β</m:t>
-        </m:r>
-        <m:r>
-          <m:t>S</m:t>
-        </m:r>
-        <m:r>
-          <m:t>I</m:t>
-        </m:r>
-        <m:r>
-          <m:rPr>
-            <m:sty m:val="p"/>
-          </m:rPr>
-          <m:t>−</m:t>
-        </m:r>
-        <m:r>
-          <m:t>μ</m:t>
-        </m:r>
-        <m:r>
-          <m:t>S</m:t>
-        </m:r>
-      </m:oMath>
-    </w:p>
-    <w:p>
-      <w:pPr>
-        <w:pStyle w:val="Compact"/>
-        <w:numPr>
-          <w:ilvl w:val="0"/>
           <w:numId w:val="1007"/>
-        </w:numPr>
-      </w:pPr>
-      <w:r>
-        <w:t xml:space="preserve">Don’t be afraid to ask questions</w:t>
-      </w:r>
-    </w:p>
-    <w:bookmarkEnd w:id="37"/>
-    <w:bookmarkStart w:id="44" w:name="topics"/>
-    <w:p>
-      <w:pPr>
-        <w:pStyle w:val="Heading1"/>
-      </w:pPr>
-      <w:r>
-        <w:t xml:space="preserve">Topics</w:t>
-      </w:r>
-    </w:p>
-    <w:p>
-      <w:pPr>
-        <w:pStyle w:val="Compact"/>
-        <w:numPr>
-          <w:ilvl w:val="0"/>
-          <w:numId w:val="1009"/>
-        </w:numPr>
-      </w:pPr>
-      <w:r>
-        <w:t xml:space="preserve">Way too much interesting stuff:</w:t>
-      </w:r>
-    </w:p>
-    <w:p>
-      <w:pPr>
-        <w:pStyle w:val="Compact"/>
-        <w:numPr>
-          <w:ilvl w:val="1"/>
-          <w:numId w:val="1010"/>
-        </w:numPr>
-      </w:pPr>
-      <w:r>
-        <w:t xml:space="preserve">how does the ecology (</w:t>
-      </w:r>
-      <w:r>
-        <w:t xml:space="preserve">“distribution and abundance”</w:t>
-      </w:r>
-      <w:r>
-        <w:t xml:space="preserve">) of parasites/ID work? Classic ID epidemiology, population dynamics. Variation in space and time.</w:t>
-      </w:r>
-    </w:p>
-    <w:p>
-      <w:pPr>
-        <w:pStyle w:val="Compact"/>
-        <w:numPr>
-          <w:ilvl w:val="1"/>
-          <w:numId w:val="1010"/>
-        </w:numPr>
-      </w:pPr>
-      <w:r>
-        <w:t xml:space="preserve">how do parasites/ID evolve? Phylogenetics, population genetics; phenotypes, genotypes</w:t>
-      </w:r>
-    </w:p>
-    <w:p>
-      <w:pPr>
-        <w:pStyle w:val="Compact"/>
-        <w:numPr>
-          <w:ilvl w:val="1"/>
-          <w:numId w:val="1010"/>
-        </w:numPr>
-      </w:pPr>
-      <w:r>
-        <w:t xml:space="preserve">how do parasites/ID affect the ecology of their hosts? Biocontrol, conservation biology, apparent competition, trophic cascades</w:t>
-      </w:r>
-    </w:p>
-    <w:p>
-      <w:pPr>
-        <w:pStyle w:val="Compact"/>
-        <w:numPr>
-          <w:ilvl w:val="1"/>
-          <w:numId w:val="1010"/>
-        </w:numPr>
-      </w:pPr>
-      <w:r>
-        <w:t xml:space="preserve">how do parasites/ID affect the evolution of their hosts? Coevolution</w:t>
-      </w:r>
-    </w:p>
-    <w:p>
-      <w:pPr>
-        <w:pStyle w:val="Compact"/>
-        <w:numPr>
-          <w:ilvl w:val="0"/>
-          <w:numId w:val="1009"/>
-        </w:numPr>
-      </w:pPr>
-      <w:r>
-        <w:t xml:space="preserve">The important questions:</w:t>
-      </w:r>
-    </w:p>
-    <w:p>
-      <w:pPr>
-        <w:pStyle w:val="Compact"/>
-        <w:numPr>
-          <w:ilvl w:val="1"/>
-          <w:numId w:val="1011"/>
         </w:numPr>
       </w:pPr>
       <w:r>
@@ -1110,7 +689,7 @@
         <w:pStyle w:val="Compact"/>
         <w:numPr>
           <w:ilvl w:val="1"/>
-          <w:numId w:val="1011"/>
+          <w:numId w:val="1007"/>
         </w:numPr>
       </w:pPr>
       <w:r>
@@ -1127,7 +706,7 @@
         <w:t xml:space="preserve">Why are we bothering with the details of a certain fact or definition?</w:t>
       </w:r>
     </w:p>
-    <w:bookmarkStart w:id="43" w:name="references"/>
+    <w:bookmarkStart w:id="33" w:name="references"/>
     <w:p>
       <w:pPr>
         <w:pStyle w:val="Heading2"/>
@@ -1136,54 +715,8 @@
         <w:t xml:space="preserve">References</w:t>
       </w:r>
     </w:p>
-    <w:bookmarkStart w:id="42" w:name="refs"/>
-    <w:bookmarkStart w:id="39" w:name="ref-carey_ten_2020"/>
-    <w:p>
-      <w:pPr>
-        <w:pStyle w:val="Bibliography"/>
-      </w:pPr>
-      <w:r>
-        <w:t xml:space="preserve">Carey, Maureen A., Kevin L. Steiner, and William A. Petri Jr. 2020.</w:t>
-      </w:r>
-      <w:r>
-        <w:t xml:space="preserve"> </w:t>
-      </w:r>
-      <w:r>
-        <w:t xml:space="preserve">“Ten Simple Rules for Reading a Scientific Paper.”</w:t>
-      </w:r>
-      <w:r>
-        <w:t xml:space="preserve"> </w:t>
-      </w:r>
-      <w:r>
-        <w:rPr>
-          <w:i/>
-          <w:iCs/>
-        </w:rPr>
-        <w:t xml:space="preserve">PLOS Computational Biology</w:t>
-      </w:r>
-      <w:r>
-        <w:t xml:space="preserve"> </w:t>
-      </w:r>
-      <w:r>
-        <w:t xml:space="preserve">16 (7): e1008032.</w:t>
-      </w:r>
-      <w:r>
-        <w:t xml:space="preserve"> </w:t>
-      </w:r>
-      <w:hyperlink r:id="rId38">
-        <w:r>
-          <w:rPr>
-            <w:rStyle w:val="Hyperlink"/>
-          </w:rPr>
-          <w:t xml:space="preserve">https://doi.org/10.1371/journal.pcbi.1008032</w:t>
-        </w:r>
-      </w:hyperlink>
-      <w:r>
-        <w:t xml:space="preserve">.</w:t>
-      </w:r>
-    </w:p>
-    <w:bookmarkEnd w:id="39"/>
-    <w:bookmarkStart w:id="41" w:name="ref-Perry1963"/>
+    <w:bookmarkStart w:id="32" w:name="refs"/>
+    <w:bookmarkStart w:id="31" w:name="ref-Perry1963"/>
     <w:p>
       <w:pPr>
         <w:pStyle w:val="Bibliography"/>
@@ -1219,7 +752,7 @@
       <w:r>
         <w:t xml:space="preserve"> </w:t>
       </w:r>
-      <w:hyperlink r:id="rId40">
+      <w:hyperlink r:id="rId30">
         <w:r>
           <w:rPr>
             <w:rStyle w:val="Hyperlink"/>
@@ -1231,10 +764,10 @@
         <w:t xml:space="preserve">.</w:t>
       </w:r>
     </w:p>
-    <w:bookmarkEnd w:id="41"/>
-    <w:bookmarkEnd w:id="42"/>
-    <w:bookmarkEnd w:id="43"/>
-    <w:bookmarkEnd w:id="44"/>
+    <w:bookmarkEnd w:id="31"/>
+    <w:bookmarkEnd w:id="32"/>
+    <w:bookmarkEnd w:id="33"/>
+    <w:bookmarkEnd w:id="34"/>
     <w:sectPr/>
   </w:body>
 </w:document>
@@ -1466,18 +999,6 @@
     <w:abstractNumId w:val="991"/>
   </w:num>
   <w:num w:numId="1007">
-    <w:abstractNumId w:val="991"/>
-  </w:num>
-  <w:num w:numId="1008">
-    <w:abstractNumId w:val="991"/>
-  </w:num>
-  <w:num w:numId="1009">
-    <w:abstractNumId w:val="991"/>
-  </w:num>
-  <w:num w:numId="1010">
-    <w:abstractNumId w:val="991"/>
-  </w:num>
-  <w:num w:numId="1011">
     <w:abstractNumId w:val="991"/>
   </w:num>
 </w:numbering>

--- a/docs/notes/intro.docx
+++ b/docs/notes/intro.docx
@@ -15,7 +15,7 @@
         <w:pStyle w:val="Date"/>
       </w:pPr>
       <w:r>
-        <w:t xml:space="preserve">21 Aug 2025</w:t>
+        <w:t xml:space="preserve">08 Sep 2025</w:t>
       </w:r>
     </w:p>
     <w:bookmarkStart w:id="21" w:name="land-acknowledgement"/>
@@ -516,6 +516,30 @@
         <w:t xml:space="preserve">secondary literature and discuss them in class every Friday (starting September 12). I hope to do reading-based interactions on Perusall, still working out the details.</w:t>
       </w:r>
     </w:p>
+    <w:p>
+      <w:pPr>
+        <w:pStyle w:val="BodyText"/>
+      </w:pPr>
+      <w:r>
+        <w:t xml:space="preserve">You will need to submit</w:t>
+      </w:r>
+      <w:r>
+        <w:t xml:space="preserve"> </w:t>
+      </w:r>
+      <w:r>
+        <w:rPr>
+          <w:i/>
+          <w:iCs/>
+        </w:rPr>
+        <w:t xml:space="preserve">discussion questions</w:t>
+      </w:r>
+      <w:r>
+        <w:t xml:space="preserve"> </w:t>
+      </w:r>
+      <w:r>
+        <w:t xml:space="preserve">(DQs) by 6 PM the day before discussion (i.e., Thursday). DQs are ideally conceptual questions — something you found interesting, or wrong, or puzzling about the paper and would like to discuss in class — but can also be about specific terms or points in the paper that you didn’t understand and would like clarified in class.</w:t>
+      </w:r>
+    </w:p>
     <w:bookmarkEnd w:id="28"/>
     <w:bookmarkStart w:id="29" w:name="recordings-and-notes"/>
     <w:p>
@@ -536,30 +560,6 @@
       </w:pPr>
       <w:r>
         <w:t xml:space="preserve">I will post lecture notes beforehand; recordings will be available by request. Don’t expect them to be comprehensive.</w:t>
-      </w:r>
-    </w:p>
-    <w:p>
-      <w:pPr>
-        <w:pStyle w:val="Compact"/>
-        <w:numPr>
-          <w:ilvl w:val="0"/>
-          <w:numId w:val="1004"/>
-        </w:numPr>
-      </w:pPr>
-      <w:r>
-        <w:t xml:space="preserve">There will be some</w:t>
-      </w:r>
-      <w:r>
-        <w:t xml:space="preserve"> </w:t>
-      </w:r>
-      <w:r>
-        <w:t xml:space="preserve">‘spoiler’</w:t>
-      </w:r>
-      <w:r>
-        <w:t xml:space="preserve"> </w:t>
-      </w:r>
-      <w:r>
-        <w:t xml:space="preserve">blocks in notes.</w:t>
       </w:r>
     </w:p>
     <w:p>

--- a/docs/notes/intro.docx
+++ b/docs/notes/intro.docx
@@ -15,7 +15,7 @@
         <w:pStyle w:val="Date"/>
       </w:pPr>
       <w:r>
-        <w:t xml:space="preserve">08 Sep 2025</w:t>
+        <w:t xml:space="preserve">31 Oct 2025</w:t>
       </w:r>
     </w:p>
     <w:bookmarkStart w:id="21" w:name="land-acknowledgement"/>
